--- a/RoxytheHarding_Resume2026.docx
+++ b/RoxytheHarding_Resume2026.docx
@@ -61,7 +61,7 @@
           <w:sz w:val="28"/>
           <w:szCs w:val="28"/>
         </w:rPr>
-        <w:t>Programmer</w:t>
+        <w:t>Programmer/Game Dev/Game Designer</w:t>
       </w:r>
     </w:p>
     <w:p>
@@ -90,7 +90,7 @@
           <w:color w:val="000000"/>
           <w:spacing w:val="0"/>
         </w:rPr>
-        <w:t>73385 Church Street, Armada, MI 48005 |</w:t>
+        <w:t>Armada, MI |</w:t>
       </w:r>
       <w:r>
         <w:rPr>
@@ -317,349 +317,7 @@
           <w:sz w:val="20"/>
           <w:szCs w:val="20"/>
         </w:rPr>
-        <w:t>Well educated, with an indomitable work ethic. Highly capable of working without oversight and solving sudden or unexpected problems. Highly driven and self-starting. Experienced with training and managing teams. </w:t>
-      </w:r>
-    </w:p>
-    <w:p>
-      <w:pPr>
-        <w:spacing w:line="240" w:lineRule="atLeast"/>
-        <w:ind w:left="0" w:right="0"/>
-        <w:rPr>
-          <w:rFonts w:ascii="Arial" w:eastAsia="Arial" w:hAnsi="Arial" w:cs="Arial"/>
-          <w:spacing w:val="0"/>
-        </w:rPr>
-      </w:pPr>
-      <w:r>
-        <w:rPr>
-          <w:rFonts w:ascii="Arial" w:eastAsia="Arial" w:hAnsi="Arial" w:cs="Arial"/>
-          <w:spacing w:val="0"/>
-        </w:rPr>
-        <w:t> </w:t>
-      </w:r>
-    </w:p>
-    <w:p>
-      <w:pPr>
-        <w:pBdr>
-          <w:top w:val="none" w:sz="0" w:space="0" w:color="auto"/>
-          <w:left w:val="none" w:sz="0" w:space="0" w:color="auto"/>
-          <w:bottom w:val="single" w:sz="6" w:space="0" w:color="000000"/>
-          <w:right w:val="none" w:sz="0" w:space="0" w:color="auto"/>
-        </w:pBdr>
-        <w:spacing w:before="0" w:after="0" w:line="240" w:lineRule="atLeast"/>
-        <w:ind w:left="0" w:right="0"/>
-        <w:jc w:val="left"/>
-        <w:rPr>
-          <w:rFonts w:ascii="Arial" w:eastAsia="Arial" w:hAnsi="Arial" w:cs="Arial"/>
-          <w:b/>
-          <w:bCs/>
-          <w:caps/>
-          <w:color w:val="000000"/>
-          <w:spacing w:val="0"/>
-        </w:rPr>
-      </w:pPr>
-      <w:r>
-        <w:rPr>
-          <w:rFonts w:ascii="Arial" w:eastAsia="Arial" w:hAnsi="Arial" w:cs="Arial"/>
-          <w:b/>
-          <w:bCs/>
-          <w:caps/>
-          <w:color w:val="000000"/>
-          <w:spacing w:val="0"/>
-        </w:rPr>
-        <w:t>professional summary</w:t>
-      </w:r>
-    </w:p>
-    <w:p>
-      <w:pPr>
-        <w:spacing w:line="120" w:lineRule="atLeast"/>
-        <w:ind w:left="0" w:right="0"/>
-        <w:jc w:val="left"/>
-        <w:rPr>
-          <w:rFonts w:ascii="Arial" w:eastAsia="Arial" w:hAnsi="Arial" w:cs="Arial"/>
-          <w:spacing w:val="0"/>
-          <w:sz w:val="12"/>
-          <w:szCs w:val="12"/>
-        </w:rPr>
-      </w:pPr>
-    </w:p>
-    <w:p>
-      <w:pPr>
-        <w:pBdr>
-          <w:top w:val="none" w:sz="0" w:space="0" w:color="auto"/>
-          <w:left w:val="none" w:sz="0" w:space="0" w:color="auto"/>
-          <w:bottom w:val="none" w:sz="0" w:space="0" w:color="auto"/>
-          <w:right w:val="none" w:sz="0" w:space="0" w:color="auto"/>
-        </w:pBdr>
-        <w:spacing w:before="0" w:after="0" w:line="200" w:lineRule="atLeast"/>
-        <w:ind w:left="0" w:right="0" w:firstLine="0"/>
-        <w:jc w:val="left"/>
-        <w:rPr>
-          <w:rFonts w:ascii="Arial" w:eastAsia="Arial" w:hAnsi="Arial" w:cs="Arial"/>
-          <w:spacing w:val="0"/>
-          <w:sz w:val="20"/>
-          <w:szCs w:val="20"/>
-        </w:rPr>
-      </w:pPr>
-      <w:r>
-        <w:rPr>
-          <w:rFonts w:ascii="Arial" w:eastAsia="Arial" w:hAnsi="Arial" w:cs="Arial"/>
-          <w:spacing w:val="0"/>
-          <w:sz w:val="20"/>
-          <w:szCs w:val="20"/>
-        </w:rPr>
-        <w:t>C++/C# coding experience.</w:t>
-      </w:r>
-    </w:p>
-    <w:p>
-      <w:pPr>
-        <w:pBdr>
-          <w:top w:val="none" w:sz="0" w:space="0" w:color="auto"/>
-          <w:left w:val="none" w:sz="0" w:space="0" w:color="auto"/>
-          <w:bottom w:val="none" w:sz="0" w:space="0" w:color="auto"/>
-          <w:right w:val="none" w:sz="0" w:space="0" w:color="auto"/>
-        </w:pBdr>
-        <w:spacing w:before="0" w:after="0" w:line="200" w:lineRule="atLeast"/>
-        <w:ind w:left="0" w:right="0" w:firstLine="0"/>
-        <w:jc w:val="left"/>
-        <w:rPr>
-          <w:rFonts w:ascii="Arial" w:eastAsia="Arial" w:hAnsi="Arial" w:cs="Arial"/>
-          <w:spacing w:val="0"/>
-          <w:sz w:val="20"/>
-          <w:szCs w:val="20"/>
-        </w:rPr>
-      </w:pPr>
-      <w:r>
-        <w:rPr>
-          <w:rFonts w:ascii="Arial" w:eastAsia="Arial" w:hAnsi="Arial" w:cs="Arial"/>
-          <w:spacing w:val="0"/>
-          <w:sz w:val="20"/>
-          <w:szCs w:val="20"/>
-        </w:rPr>
-        <w:t>Unity and Unreal Engine experience.</w:t>
-      </w:r>
-    </w:p>
-    <w:p>
-      <w:pPr>
-        <w:pBdr>
-          <w:top w:val="none" w:sz="0" w:space="0" w:color="auto"/>
-          <w:left w:val="none" w:sz="0" w:space="0" w:color="auto"/>
-          <w:bottom w:val="none" w:sz="0" w:space="0" w:color="auto"/>
-          <w:right w:val="none" w:sz="0" w:space="0" w:color="auto"/>
-        </w:pBdr>
-        <w:spacing w:before="0" w:after="0" w:line="200" w:lineRule="atLeast"/>
-        <w:ind w:left="0" w:right="0" w:firstLine="0"/>
-        <w:jc w:val="left"/>
-        <w:rPr>
-          <w:rFonts w:ascii="Arial" w:eastAsia="Arial" w:hAnsi="Arial" w:cs="Arial"/>
-          <w:spacing w:val="0"/>
-          <w:sz w:val="20"/>
-          <w:szCs w:val="20"/>
-        </w:rPr>
-      </w:pPr>
-      <w:r>
-        <w:rPr>
-          <w:rFonts w:ascii="Arial" w:eastAsia="Arial" w:hAnsi="Arial" w:cs="Arial"/>
-          <w:spacing w:val="0"/>
-          <w:sz w:val="20"/>
-          <w:szCs w:val="20"/>
-        </w:rPr>
-        <w:t>Perforce and GitHub Source Control experience.</w:t>
-      </w:r>
-    </w:p>
-    <w:p>
-      <w:pPr>
-        <w:pBdr>
-          <w:top w:val="none" w:sz="0" w:space="0" w:color="auto"/>
-          <w:left w:val="none" w:sz="0" w:space="0" w:color="auto"/>
-          <w:bottom w:val="none" w:sz="0" w:space="0" w:color="auto"/>
-          <w:right w:val="none" w:sz="0" w:space="0" w:color="auto"/>
-        </w:pBdr>
-        <w:spacing w:before="0" w:after="0" w:line="200" w:lineRule="atLeast"/>
-        <w:ind w:left="0" w:right="0" w:firstLine="0"/>
-        <w:jc w:val="left"/>
-        <w:rPr>
-          <w:rFonts w:ascii="Arial" w:eastAsia="Arial" w:hAnsi="Arial" w:cs="Arial"/>
-          <w:spacing w:val="0"/>
-          <w:sz w:val="20"/>
-          <w:szCs w:val="20"/>
-        </w:rPr>
-      </w:pPr>
-      <w:r>
-        <w:rPr>
-          <w:rFonts w:ascii="Arial" w:eastAsia="Arial" w:hAnsi="Arial" w:cs="Arial"/>
-          <w:spacing w:val="0"/>
-          <w:sz w:val="20"/>
-          <w:szCs w:val="20"/>
-        </w:rPr>
-        <w:t>Bachelor of Science in Game Development.</w:t>
-      </w:r>
-    </w:p>
-    <w:p>
-      <w:pPr>
-        <w:pBdr>
-          <w:top w:val="none" w:sz="0" w:space="0" w:color="auto"/>
-          <w:left w:val="none" w:sz="0" w:space="0" w:color="auto"/>
-          <w:bottom w:val="none" w:sz="0" w:space="0" w:color="auto"/>
-          <w:right w:val="none" w:sz="0" w:space="0" w:color="auto"/>
-        </w:pBdr>
-        <w:spacing w:before="0" w:after="0" w:line="200" w:lineRule="atLeast"/>
-        <w:ind w:left="0" w:right="0" w:firstLine="0"/>
-        <w:jc w:val="left"/>
-        <w:rPr>
-          <w:rFonts w:ascii="Arial" w:eastAsia="Arial" w:hAnsi="Arial" w:cs="Arial"/>
-          <w:spacing w:val="0"/>
-          <w:sz w:val="20"/>
-          <w:szCs w:val="20"/>
-        </w:rPr>
-      </w:pPr>
-      <w:r>
-        <w:rPr>
-          <w:rFonts w:ascii="Arial" w:eastAsia="Arial" w:hAnsi="Arial" w:cs="Arial"/>
-          <w:spacing w:val="0"/>
-          <w:sz w:val="20"/>
-          <w:szCs w:val="20"/>
-        </w:rPr>
-        <w:t>Bachelor of Science in Psychology.</w:t>
-      </w:r>
-    </w:p>
-    <w:p>
-      <w:pPr>
-        <w:pBdr>
-          <w:top w:val="none" w:sz="0" w:space="0" w:color="auto"/>
-          <w:left w:val="none" w:sz="0" w:space="0" w:color="auto"/>
-          <w:bottom w:val="none" w:sz="0" w:space="0" w:color="auto"/>
-          <w:right w:val="none" w:sz="0" w:space="0" w:color="auto"/>
-        </w:pBdr>
-        <w:spacing w:before="0" w:after="0" w:line="200" w:lineRule="atLeast"/>
-        <w:ind w:left="0" w:right="0" w:firstLine="0"/>
-        <w:jc w:val="left"/>
-        <w:rPr>
-          <w:rFonts w:ascii="Arial" w:eastAsia="Arial" w:hAnsi="Arial" w:cs="Arial"/>
-          <w:spacing w:val="0"/>
-          <w:sz w:val="20"/>
-          <w:szCs w:val="20"/>
-        </w:rPr>
-      </w:pPr>
-      <w:r>
-        <w:rPr>
-          <w:rFonts w:ascii="Arial" w:eastAsia="Arial" w:hAnsi="Arial" w:cs="Arial"/>
-          <w:spacing w:val="0"/>
-          <w:sz w:val="20"/>
-          <w:szCs w:val="20"/>
-        </w:rPr>
-        <w:t>Flexible and highly adaptive with exceptional work ethic skillset.</w:t>
-      </w:r>
-    </w:p>
-    <w:p>
-      <w:pPr>
-        <w:pBdr>
-          <w:top w:val="none" w:sz="0" w:space="0" w:color="auto"/>
-          <w:left w:val="none" w:sz="0" w:space="0" w:color="auto"/>
-          <w:bottom w:val="none" w:sz="0" w:space="0" w:color="auto"/>
-          <w:right w:val="none" w:sz="0" w:space="0" w:color="auto"/>
-        </w:pBdr>
-        <w:spacing w:before="0" w:after="0" w:line="200" w:lineRule="atLeast"/>
-        <w:ind w:left="0" w:right="0" w:firstLine="0"/>
-        <w:jc w:val="left"/>
-        <w:rPr>
-          <w:rFonts w:ascii="Arial" w:eastAsia="Arial" w:hAnsi="Arial" w:cs="Arial"/>
-          <w:spacing w:val="0"/>
-          <w:sz w:val="20"/>
-          <w:szCs w:val="20"/>
-        </w:rPr>
-      </w:pPr>
-      <w:r>
-        <w:rPr>
-          <w:rFonts w:ascii="Arial" w:eastAsia="Arial" w:hAnsi="Arial" w:cs="Arial"/>
-          <w:spacing w:val="0"/>
-          <w:sz w:val="20"/>
-          <w:szCs w:val="20"/>
-        </w:rPr>
-        <w:t>Experienced multi-tasker.</w:t>
-      </w:r>
-    </w:p>
-    <w:p>
-      <w:pPr>
-        <w:pBdr>
-          <w:top w:val="none" w:sz="0" w:space="0" w:color="auto"/>
-          <w:left w:val="none" w:sz="0" w:space="0" w:color="auto"/>
-          <w:bottom w:val="none" w:sz="0" w:space="0" w:color="auto"/>
-          <w:right w:val="none" w:sz="0" w:space="0" w:color="auto"/>
-        </w:pBdr>
-        <w:spacing w:before="0" w:after="0" w:line="200" w:lineRule="atLeast"/>
-        <w:ind w:left="0" w:right="0" w:firstLine="0"/>
-        <w:jc w:val="left"/>
-        <w:rPr>
-          <w:rFonts w:ascii="Arial" w:eastAsia="Arial" w:hAnsi="Arial" w:cs="Arial"/>
-          <w:spacing w:val="0"/>
-          <w:sz w:val="20"/>
-          <w:szCs w:val="20"/>
-        </w:rPr>
-      </w:pPr>
-      <w:r>
-        <w:rPr>
-          <w:rFonts w:ascii="Arial" w:eastAsia="Arial" w:hAnsi="Arial" w:cs="Arial"/>
-          <w:spacing w:val="0"/>
-          <w:sz w:val="20"/>
-          <w:szCs w:val="20"/>
-        </w:rPr>
-        <w:t>Quick learner and intuitive.</w:t>
-      </w:r>
-    </w:p>
-    <w:p>
-      <w:pPr>
-        <w:pBdr>
-          <w:top w:val="none" w:sz="0" w:space="0" w:color="auto"/>
-          <w:left w:val="none" w:sz="0" w:space="0" w:color="auto"/>
-          <w:bottom w:val="none" w:sz="0" w:space="0" w:color="auto"/>
-          <w:right w:val="none" w:sz="0" w:space="0" w:color="auto"/>
-        </w:pBdr>
-        <w:spacing w:before="0" w:after="0" w:line="200" w:lineRule="atLeast"/>
-        <w:ind w:left="0" w:right="0" w:firstLine="0"/>
-        <w:jc w:val="left"/>
-        <w:rPr>
-          <w:rFonts w:ascii="Arial" w:eastAsia="Arial" w:hAnsi="Arial" w:cs="Arial"/>
-          <w:spacing w:val="0"/>
-          <w:sz w:val="20"/>
-          <w:szCs w:val="20"/>
-        </w:rPr>
-      </w:pPr>
-      <w:r>
-        <w:rPr>
-          <w:rFonts w:ascii="Arial" w:eastAsia="Arial" w:hAnsi="Arial" w:cs="Arial"/>
-          <w:spacing w:val="0"/>
-          <w:sz w:val="20"/>
-          <w:szCs w:val="20"/>
-        </w:rPr>
-        <w:t>Impeccable interpersonal skills.</w:t>
-      </w:r>
-    </w:p>
-    <w:p>
-      <w:pPr>
-        <w:pBdr>
-          <w:top w:val="none" w:sz="0" w:space="0" w:color="auto"/>
-          <w:left w:val="none" w:sz="0" w:space="0" w:color="auto"/>
-          <w:bottom w:val="none" w:sz="0" w:space="0" w:color="auto"/>
-          <w:right w:val="none" w:sz="0" w:space="0" w:color="auto"/>
-        </w:pBdr>
-        <w:spacing w:before="0" w:after="0" w:line="200" w:lineRule="atLeast"/>
-        <w:ind w:left="0" w:right="0" w:firstLine="0"/>
-        <w:jc w:val="left"/>
-        <w:rPr>
-          <w:rFonts w:ascii="Arial" w:eastAsia="Arial" w:hAnsi="Arial" w:cs="Arial"/>
-          <w:spacing w:val="0"/>
-          <w:sz w:val="20"/>
-          <w:szCs w:val="20"/>
-        </w:rPr>
-      </w:pPr>
-      <w:r>
-        <w:rPr>
-          <w:rFonts w:ascii="Arial" w:eastAsia="Arial" w:hAnsi="Arial" w:cs="Arial"/>
-          <w:spacing w:val="0"/>
-          <w:sz w:val="20"/>
-          <w:szCs w:val="20"/>
-        </w:rPr>
-        <w:t>Eagle scout with first aid training.</w:t>
+        <w:t>Creative game developer experienced with Unity and Unreal Engine, specializing in gameplay systems, UI implementation, and level design. Proficient in C++ and game development workflows, with hands-on experience building and iterating on original game projects. Dedicated to continuous learning and creating engaging gameplay experiences to challenge and inspire players. Willing to relocate within United States upon guaranteed position.</w:t>
       </w:r>
     </w:p>
     <w:p>
@@ -858,7 +516,7 @@
             <w:pPr>
               <w:numPr>
                 <w:ilvl w:val="0"/>
-                <w:numId w:val="3"/>
+                <w:numId w:val="2"/>
               </w:numPr>
               <w:pBdr>
                 <w:top w:val="none" w:sz="0" w:space="0" w:color="auto"/>
@@ -903,7 +561,7 @@
             <w:pPr>
               <w:numPr>
                 <w:ilvl w:val="0"/>
-                <w:numId w:val="4"/>
+                <w:numId w:val="3"/>
               </w:numPr>
               <w:pBdr>
                 <w:top w:val="none" w:sz="0" w:space="0" w:color="auto"/>
@@ -948,7 +606,7 @@
             <w:pPr>
               <w:numPr>
                 <w:ilvl w:val="0"/>
-                <w:numId w:val="5"/>
+                <w:numId w:val="4"/>
               </w:numPr>
               <w:pBdr>
                 <w:top w:val="none" w:sz="0" w:space="0" w:color="auto"/>
@@ -1006,7 +664,7 @@
             <w:pPr>
               <w:numPr>
                 <w:ilvl w:val="0"/>
-                <w:numId w:val="6"/>
+                <w:numId w:val="5"/>
               </w:numPr>
               <w:pBdr>
                 <w:top w:val="none" w:sz="0" w:space="0" w:color="auto"/>
@@ -1051,7 +709,7 @@
             <w:pPr>
               <w:numPr>
                 <w:ilvl w:val="0"/>
-                <w:numId w:val="7"/>
+                <w:numId w:val="6"/>
               </w:numPr>
               <w:pBdr>
                 <w:top w:val="none" w:sz="0" w:space="0" w:color="auto"/>
@@ -1096,7 +754,7 @@
             <w:pPr>
               <w:numPr>
                 <w:ilvl w:val="0"/>
-                <w:numId w:val="8"/>
+                <w:numId w:val="7"/>
               </w:numPr>
               <w:pBdr>
                 <w:top w:val="none" w:sz="0" w:space="0" w:color="auto"/>
@@ -1154,7 +812,7 @@
             <w:pPr>
               <w:numPr>
                 <w:ilvl w:val="0"/>
-                <w:numId w:val="9"/>
+                <w:numId w:val="8"/>
               </w:numPr>
               <w:pBdr>
                 <w:top w:val="none" w:sz="0" w:space="0" w:color="auto"/>
@@ -1199,7 +857,7 @@
             <w:pPr>
               <w:numPr>
                 <w:ilvl w:val="0"/>
-                <w:numId w:val="10"/>
+                <w:numId w:val="9"/>
               </w:numPr>
               <w:pBdr>
                 <w:top w:val="none" w:sz="0" w:space="0" w:color="auto"/>
@@ -1244,7 +902,7 @@
             <w:pPr>
               <w:numPr>
                 <w:ilvl w:val="0"/>
-                <w:numId w:val="11"/>
+                <w:numId w:val="10"/>
               </w:numPr>
               <w:pBdr>
                 <w:top w:val="none" w:sz="0" w:space="0" w:color="auto"/>
@@ -1302,7 +960,7 @@
             <w:pPr>
               <w:numPr>
                 <w:ilvl w:val="0"/>
-                <w:numId w:val="12"/>
+                <w:numId w:val="11"/>
               </w:numPr>
               <w:pBdr>
                 <w:top w:val="none" w:sz="0" w:space="0" w:color="auto"/>
@@ -1347,7 +1005,7 @@
             <w:pPr>
               <w:numPr>
                 <w:ilvl w:val="0"/>
-                <w:numId w:val="13"/>
+                <w:numId w:val="12"/>
               </w:numPr>
               <w:pBdr>
                 <w:top w:val="none" w:sz="0" w:space="0" w:color="auto"/>
@@ -1392,7 +1050,7 @@
             <w:pPr>
               <w:numPr>
                 <w:ilvl w:val="0"/>
-                <w:numId w:val="14"/>
+                <w:numId w:val="13"/>
               </w:numPr>
               <w:pBdr>
                 <w:top w:val="none" w:sz="0" w:space="0" w:color="auto"/>
@@ -1450,7 +1108,7 @@
             <w:pPr>
               <w:numPr>
                 <w:ilvl w:val="0"/>
-                <w:numId w:val="15"/>
+                <w:numId w:val="14"/>
               </w:numPr>
               <w:pBdr>
                 <w:top w:val="none" w:sz="0" w:space="0" w:color="auto"/>
@@ -1495,7 +1153,7 @@
             <w:pPr>
               <w:numPr>
                 <w:ilvl w:val="0"/>
-                <w:numId w:val="16"/>
+                <w:numId w:val="15"/>
               </w:numPr>
               <w:pBdr>
                 <w:top w:val="none" w:sz="0" w:space="0" w:color="auto"/>
@@ -1540,7 +1198,7 @@
             <w:pPr>
               <w:numPr>
                 <w:ilvl w:val="0"/>
-                <w:numId w:val="17"/>
+                <w:numId w:val="16"/>
               </w:numPr>
               <w:pBdr>
                 <w:top w:val="none" w:sz="0" w:space="0" w:color="auto"/>
@@ -1598,7 +1256,7 @@
             <w:pPr>
               <w:numPr>
                 <w:ilvl w:val="0"/>
-                <w:numId w:val="18"/>
+                <w:numId w:val="17"/>
               </w:numPr>
               <w:pBdr>
                 <w:top w:val="none" w:sz="0" w:space="0" w:color="auto"/>
@@ -1643,7 +1301,7 @@
             <w:pPr>
               <w:numPr>
                 <w:ilvl w:val="0"/>
-                <w:numId w:val="19"/>
+                <w:numId w:val="18"/>
               </w:numPr>
               <w:pBdr>
                 <w:top w:val="none" w:sz="0" w:space="0" w:color="auto"/>
@@ -1688,7 +1346,7 @@
             <w:pPr>
               <w:numPr>
                 <w:ilvl w:val="0"/>
-                <w:numId w:val="20"/>
+                <w:numId w:val="19"/>
               </w:numPr>
               <w:pBdr>
                 <w:top w:val="none" w:sz="0" w:space="0" w:color="auto"/>
@@ -1718,6 +1376,114 @@
           </w:p>
         </w:tc>
       </w:tr>
+      <w:tr>
+        <w:tblPrEx>
+          <w:tblW w:w="5000" w:type="pct"/>
+          <w:tblInd w:w="5" w:type="dxa"/>
+          <w:tblCellMar>
+            <w:top w:w="0" w:type="dxa"/>
+            <w:left w:w="" w:type="dxa"/>
+            <w:bottom w:w="0" w:type="dxa"/>
+            <w:right w:w="0" w:type="dxa"/>
+          </w:tblCellMar>
+          <w:tblLook w:val="05E0"/>
+        </w:tblPrEx>
+        <w:tc>
+          <w:tcPr>
+            <w:tcW w:w="1666" w:type="pct"/>
+            <w:tcMar>
+              <w:top w:w="0" w:type="dxa"/>
+              <w:left w:w="0" w:type="dxa"/>
+              <w:bottom w:w="0" w:type="dxa"/>
+              <w:right w:w="0" w:type="dxa"/>
+            </w:tcMar>
+            <w:vAlign w:val="top"/>
+            <w:hideMark/>
+          </w:tcPr>
+          <w:p>
+            <w:pPr>
+              <w:numPr>
+                <w:ilvl w:val="0"/>
+                <w:numId w:val="20"/>
+              </w:numPr>
+              <w:pBdr>
+                <w:top w:val="none" w:sz="0" w:space="0" w:color="auto"/>
+                <w:left w:val="none" w:sz="0" w:space="0" w:color="auto"/>
+                <w:bottom w:val="none" w:sz="0" w:space="0" w:color="auto"/>
+                <w:right w:val="none" w:sz="0" w:space="0" w:color="auto"/>
+              </w:pBdr>
+              <w:spacing w:before="0" w:after="0" w:line="200" w:lineRule="atLeast"/>
+              <w:ind w:left="885" w:hanging="385"/>
+              <w:jc w:val="left"/>
+              <w:rPr>
+                <w:rFonts w:ascii="Arial" w:eastAsia="Arial" w:hAnsi="Arial" w:cs="Arial"/>
+                <w:spacing w:val="0"/>
+                <w:sz w:val="20"/>
+                <w:szCs w:val="20"/>
+              </w:rPr>
+            </w:pPr>
+            <w:r>
+              <w:rPr>
+                <w:rFonts w:ascii="Arial" w:eastAsia="Arial" w:hAnsi="Arial" w:cs="Arial"/>
+                <w:spacing w:val="0"/>
+                <w:sz w:val="20"/>
+                <w:szCs w:val="20"/>
+              </w:rPr>
+              <w:t>AI Familiarity and Use</w:t>
+            </w:r>
+          </w:p>
+        </w:tc>
+        <w:tc>
+          <w:tcPr>
+            <w:tcW w:w="1666" w:type="pct"/>
+            <w:tcMar>
+              <w:top w:w="0" w:type="dxa"/>
+              <w:left w:w="0" w:type="dxa"/>
+              <w:bottom w:w="0" w:type="dxa"/>
+              <w:right w:w="0" w:type="dxa"/>
+            </w:tcMar>
+            <w:vAlign w:val="center"/>
+            <w:hideMark/>
+          </w:tcPr>
+          <w:p>
+            <w:pPr>
+              <w:spacing w:line="200" w:lineRule="atLeast"/>
+              <w:jc w:val="left"/>
+              <w:rPr>
+                <w:rFonts w:ascii="Arial" w:eastAsia="Arial" w:hAnsi="Arial" w:cs="Arial"/>
+                <w:spacing w:val="0"/>
+                <w:sz w:val="20"/>
+                <w:szCs w:val="20"/>
+              </w:rPr>
+            </w:pPr>
+          </w:p>
+        </w:tc>
+        <w:tc>
+          <w:tcPr>
+            <w:tcW w:w="1666" w:type="pct"/>
+            <w:tcMar>
+              <w:top w:w="0" w:type="dxa"/>
+              <w:left w:w="0" w:type="dxa"/>
+              <w:bottom w:w="0" w:type="dxa"/>
+              <w:right w:w="0" w:type="dxa"/>
+            </w:tcMar>
+            <w:vAlign w:val="center"/>
+            <w:hideMark/>
+          </w:tcPr>
+          <w:p>
+            <w:pPr>
+              <w:spacing w:line="200" w:lineRule="atLeast"/>
+              <w:jc w:val="left"/>
+              <w:rPr>
+                <w:rFonts w:ascii="Arial" w:eastAsia="Arial" w:hAnsi="Arial" w:cs="Arial"/>
+                <w:spacing w:val="0"/>
+                <w:sz w:val="20"/>
+                <w:szCs w:val="20"/>
+              </w:rPr>
+            </w:pPr>
+          </w:p>
+        </w:tc>
+      </w:tr>
     </w:tbl>
     <w:p>
       <w:pPr>
@@ -1809,7 +1575,7 @@
           <w:sz w:val="20"/>
           <w:szCs w:val="20"/>
         </w:rPr>
-        <w:t>Digital Asset Creator</w:t>
+        <w:t>Digital Asset Creator And Game Developer</w:t>
       </w:r>
       <w:r>
         <w:rPr>
@@ -1833,7 +1599,7 @@
           <w:sz w:val="20"/>
           <w:szCs w:val="20"/>
         </w:rPr>
-        <w:t>December 2023 - January 2026</w:t>
+        <w:t>December 2023 - Present</w:t>
       </w:r>
     </w:p>
     <w:p>
@@ -1998,7 +1764,103 @@
           <w:sz w:val="20"/>
           <w:szCs w:val="20"/>
         </w:rPr>
-        <w:t>Designed seven themed game maps in Unreal Engine for independent projects.</w:t>
+        <w:t>Designed seven themed game maps in Unreal Engine for independent projects based on commissioned requests.</w:t>
+      </w:r>
+    </w:p>
+    <w:p>
+      <w:pPr>
+        <w:numPr>
+          <w:ilvl w:val="0"/>
+          <w:numId w:val="21"/>
+        </w:numPr>
+        <w:pBdr>
+          <w:top w:val="none" w:sz="0" w:space="0" w:color="auto"/>
+          <w:left w:val="none" w:sz="0" w:space="0" w:color="auto"/>
+          <w:bottom w:val="none" w:sz="0" w:space="0" w:color="auto"/>
+          <w:right w:val="none" w:sz="0" w:space="0" w:color="auto"/>
+        </w:pBdr>
+        <w:spacing w:before="0" w:after="0" w:line="200" w:lineRule="atLeast"/>
+        <w:ind w:left="720" w:right="0" w:hanging="385"/>
+        <w:jc w:val="left"/>
+        <w:rPr>
+          <w:rFonts w:ascii="Arial" w:eastAsia="Arial" w:hAnsi="Arial" w:cs="Arial"/>
+          <w:spacing w:val="0"/>
+          <w:sz w:val="20"/>
+          <w:szCs w:val="20"/>
+        </w:rPr>
+      </w:pPr>
+      <w:r>
+        <w:rPr>
+          <w:rFonts w:ascii="Arial" w:eastAsia="Arial" w:hAnsi="Arial" w:cs="Arial"/>
+          <w:spacing w:val="0"/>
+          <w:sz w:val="20"/>
+          <w:szCs w:val="20"/>
+        </w:rPr>
+        <w:t>Collaborated with teams of 2-8 peers across 4 separate game development projects for school assignments or independent pursuits. </w:t>
+      </w:r>
+    </w:p>
+    <w:p>
+      <w:pPr>
+        <w:numPr>
+          <w:ilvl w:val="0"/>
+          <w:numId w:val="21"/>
+        </w:numPr>
+        <w:pBdr>
+          <w:top w:val="none" w:sz="0" w:space="0" w:color="auto"/>
+          <w:left w:val="none" w:sz="0" w:space="0" w:color="auto"/>
+          <w:bottom w:val="none" w:sz="0" w:space="0" w:color="auto"/>
+          <w:right w:val="none" w:sz="0" w:space="0" w:color="auto"/>
+        </w:pBdr>
+        <w:spacing w:before="0" w:after="0" w:line="200" w:lineRule="atLeast"/>
+        <w:ind w:left="720" w:right="0" w:hanging="385"/>
+        <w:jc w:val="left"/>
+        <w:rPr>
+          <w:rFonts w:ascii="Arial" w:eastAsia="Arial" w:hAnsi="Arial" w:cs="Arial"/>
+          <w:spacing w:val="0"/>
+          <w:sz w:val="20"/>
+          <w:szCs w:val="20"/>
+        </w:rPr>
+      </w:pPr>
+      <w:r>
+        <w:rPr>
+          <w:rFonts w:ascii="Arial" w:eastAsia="Arial" w:hAnsi="Arial" w:cs="Arial"/>
+          <w:spacing w:val="0"/>
+          <w:sz w:val="20"/>
+          <w:szCs w:val="20"/>
+        </w:rPr>
+        <w:t>Led two team projects remotely with team members scattered across the US. Required coordinated source control usage paired with consistent communication to keep operations running smoothly.</w:t>
+      </w:r>
+    </w:p>
+    <w:p>
+      <w:pPr>
+        <w:numPr>
+          <w:ilvl w:val="0"/>
+          <w:numId w:val="21"/>
+        </w:numPr>
+        <w:pBdr>
+          <w:top w:val="none" w:sz="0" w:space="0" w:color="auto"/>
+          <w:left w:val="none" w:sz="0" w:space="0" w:color="auto"/>
+          <w:bottom w:val="none" w:sz="0" w:space="0" w:color="auto"/>
+          <w:right w:val="none" w:sz="0" w:space="0" w:color="auto"/>
+        </w:pBdr>
+        <w:spacing w:before="0" w:after="0" w:line="200" w:lineRule="atLeast"/>
+        <w:ind w:left="720" w:right="0" w:hanging="385"/>
+        <w:jc w:val="left"/>
+        <w:rPr>
+          <w:rFonts w:ascii="Arial" w:eastAsia="Arial" w:hAnsi="Arial" w:cs="Arial"/>
+          <w:spacing w:val="0"/>
+          <w:sz w:val="20"/>
+          <w:szCs w:val="20"/>
+        </w:rPr>
+      </w:pPr>
+      <w:r>
+        <w:rPr>
+          <w:rFonts w:ascii="Arial" w:eastAsia="Arial" w:hAnsi="Arial" w:cs="Arial"/>
+          <w:spacing w:val="0"/>
+          <w:sz w:val="20"/>
+          <w:szCs w:val="20"/>
+        </w:rPr>
+        <w:t>Published 3 games on Itch under personal game studio for feedback, to further refine projects, and polish skills.</w:t>
       </w:r>
     </w:p>
     <w:p>
@@ -2176,7 +2038,7 @@
           <w:sz w:val="20"/>
           <w:szCs w:val="20"/>
         </w:rPr>
-        <w:t>Sorted, organized, and ordered office supplies bi-weekly.</w:t>
+        <w:t>Loaded and unloaded approximately 1,400 packages a day into transport vehicles.</w:t>
       </w:r>
     </w:p>
     <w:p>
@@ -2208,7 +2070,7 @@
           <w:sz w:val="20"/>
           <w:szCs w:val="20"/>
         </w:rPr>
-        <w:t>Loaded and unloaded approximately 1,400 packages a day into transport vehicles.</w:t>
+        <w:t>Trained and supervised nine new team members between two separate squadrons. Developed and implemented a system of fundamental legacy knowledge to be passed down to train future members.</w:t>
       </w:r>
     </w:p>
     <w:p>
@@ -2240,7 +2102,7 @@
           <w:sz w:val="20"/>
           <w:szCs w:val="20"/>
         </w:rPr>
-        <w:t>Trained and supervised nine new team members between two separate squadrons.</w:t>
+        <w:t>Oversaw weekly projects and day to day operations for a small team of 4-8 members including mixed groups of military members and civilian contractors.</w:t>
       </w:r>
     </w:p>
     <w:p>
@@ -2272,7 +2134,7 @@
           <w:sz w:val="20"/>
           <w:szCs w:val="20"/>
         </w:rPr>
-        <w:t>Liaised once or twice a month for office electronics when broken and needed replacements.</w:t>
+        <w:t>Sorted, organized, and ordered office supplies bi-weekly required for maintaining operations at an optimal level.</w:t>
       </w:r>
     </w:p>
     <w:p>
@@ -2304,15 +2166,197 @@
           <w:sz w:val="20"/>
           <w:szCs w:val="20"/>
         </w:rPr>
-        <w:t>Oversaw weekly projects and day to day operations for a small team of 4-8 members.</w:t>
+        <w:t>Liaised once or twice a month with IT department for office electronics when broken and in need of replacement or repair.</w:t>
       </w:r>
     </w:p>
     <w:p>
       <w:pPr>
-        <w:numPr>
-          <w:ilvl w:val="0"/>
-          <w:numId w:val="22"/>
-        </w:numPr>
+        <w:spacing w:line="240" w:lineRule="atLeast"/>
+        <w:ind w:left="0" w:right="0"/>
+        <w:rPr>
+          <w:rFonts w:ascii="Arial" w:eastAsia="Arial" w:hAnsi="Arial" w:cs="Arial"/>
+          <w:spacing w:val="0"/>
+        </w:rPr>
+      </w:pPr>
+      <w:r>
+        <w:rPr>
+          <w:rFonts w:ascii="Arial" w:eastAsia="Arial" w:hAnsi="Arial" w:cs="Arial"/>
+          <w:spacing w:val="0"/>
+        </w:rPr>
+        <w:t> </w:t>
+      </w:r>
+    </w:p>
+    <w:p>
+      <w:pPr>
+        <w:pBdr>
+          <w:top w:val="none" w:sz="0" w:space="0" w:color="auto"/>
+          <w:left w:val="none" w:sz="0" w:space="0" w:color="auto"/>
+          <w:bottom w:val="single" w:sz="6" w:space="0" w:color="000000"/>
+          <w:right w:val="none" w:sz="0" w:space="0" w:color="auto"/>
+        </w:pBdr>
+        <w:spacing w:before="0" w:after="0" w:line="240" w:lineRule="atLeast"/>
+        <w:ind w:left="0" w:right="0"/>
+        <w:jc w:val="left"/>
+        <w:rPr>
+          <w:rFonts w:ascii="Arial" w:eastAsia="Arial" w:hAnsi="Arial" w:cs="Arial"/>
+          <w:b/>
+          <w:bCs/>
+          <w:caps/>
+          <w:color w:val="000000"/>
+          <w:spacing w:val="0"/>
+        </w:rPr>
+      </w:pPr>
+      <w:r>
+        <w:rPr>
+          <w:rFonts w:ascii="Arial" w:eastAsia="Arial" w:hAnsi="Arial" w:cs="Arial"/>
+          <w:b/>
+          <w:bCs/>
+          <w:caps/>
+          <w:color w:val="000000"/>
+          <w:spacing w:val="0"/>
+        </w:rPr>
+        <w:t>education</w:t>
+      </w:r>
+    </w:p>
+    <w:p>
+      <w:pPr>
+        <w:spacing w:line="120" w:lineRule="atLeast"/>
+        <w:ind w:left="0" w:right="0"/>
+        <w:jc w:val="left"/>
+        <w:rPr>
+          <w:rFonts w:ascii="Arial" w:eastAsia="Arial" w:hAnsi="Arial" w:cs="Arial"/>
+          <w:spacing w:val="0"/>
+          <w:sz w:val="12"/>
+          <w:szCs w:val="12"/>
+        </w:rPr>
+      </w:pPr>
+    </w:p>
+    <w:p>
+      <w:pPr>
+        <w:tabs>
+          <w:tab w:val="right" w:pos="10050"/>
+        </w:tabs>
+        <w:spacing w:before="0" w:after="0" w:line="200" w:lineRule="atLeast"/>
+        <w:ind w:left="0" w:right="0"/>
+        <w:jc w:val="left"/>
+        <w:rPr>
+          <w:rStyle w:val="fs13fw4text-right"/>
+          <w:rFonts w:ascii="Arial" w:eastAsia="Arial" w:hAnsi="Arial" w:cs="Arial"/>
+          <w:b w:val="0"/>
+          <w:bCs w:val="0"/>
+          <w:spacing w:val="0"/>
+          <w:sz w:val="20"/>
+          <w:szCs w:val="20"/>
+        </w:rPr>
+      </w:pPr>
+      <w:r>
+        <w:rPr>
+          <w:rStyle w:val="fs13fw6overflow-hidden"/>
+          <w:rFonts w:ascii="Arial" w:eastAsia="Arial" w:hAnsi="Arial" w:cs="Arial"/>
+          <w:b/>
+          <w:bCs/>
+          <w:spacing w:val="0"/>
+          <w:sz w:val="20"/>
+          <w:szCs w:val="20"/>
+        </w:rPr>
+        <w:t>Bachelor of Science in Game Development (B.S.)</w:t>
+      </w:r>
+      <w:r>
+        <w:rPr>
+          <w:rStyle w:val="fs13fw4text-right"/>
+          <w:rFonts w:ascii="Arial" w:eastAsia="Arial" w:hAnsi="Arial" w:cs="Arial"/>
+          <w:b w:val="0"/>
+          <w:bCs w:val="0"/>
+          <w:spacing w:val="0"/>
+          <w:sz w:val="20"/>
+          <w:szCs w:val="20"/>
+        </w:rPr>
+        <w:tab/>
+      </w:r>
+      <w:r>
+        <w:rPr>
+          <w:rStyle w:val="fs13fw4text-rightoverflow-hidden"/>
+          <w:rFonts w:ascii="Arial" w:eastAsia="Arial" w:hAnsi="Arial" w:cs="Arial"/>
+          <w:b w:val="0"/>
+          <w:bCs w:val="0"/>
+          <w:spacing w:val="0"/>
+          <w:sz w:val="20"/>
+          <w:szCs w:val="20"/>
+        </w:rPr>
+        <w:t>April 2026</w:t>
+      </w:r>
+    </w:p>
+    <w:p>
+      <w:pPr>
+        <w:spacing w:line="200" w:lineRule="atLeast"/>
+        <w:ind w:left="0" w:right="0"/>
+        <w:jc w:val="left"/>
+        <w:rPr>
+          <w:rFonts w:ascii="Arial" w:eastAsia="Arial" w:hAnsi="Arial" w:cs="Arial"/>
+          <w:spacing w:val="0"/>
+          <w:sz w:val="20"/>
+          <w:szCs w:val="20"/>
+        </w:rPr>
+      </w:pPr>
+      <w:r>
+        <w:rPr>
+          <w:rStyle w:val="fs13fw4fsiundefined"/>
+          <w:rFonts w:ascii="Arial" w:eastAsia="Arial" w:hAnsi="Arial" w:cs="Arial"/>
+          <w:b w:val="0"/>
+          <w:bCs w:val="0"/>
+          <w:i/>
+          <w:iCs/>
+          <w:spacing w:val="0"/>
+          <w:sz w:val="20"/>
+          <w:szCs w:val="20"/>
+        </w:rPr>
+        <w:t>Full Sail University</w:t>
+      </w:r>
+      <w:r>
+        <w:rPr>
+          <w:rStyle w:val="fs13fw4fsiundefinedtdn"/>
+          <w:rFonts w:ascii="Arial" w:eastAsia="Arial" w:hAnsi="Arial" w:cs="Arial"/>
+          <w:b w:val="0"/>
+          <w:bCs w:val="0"/>
+          <w:i/>
+          <w:iCs/>
+          <w:spacing w:val="0"/>
+          <w:sz w:val="20"/>
+          <w:szCs w:val="20"/>
+        </w:rPr>
+        <w:t>,</w:t>
+      </w:r>
+      <w:r>
+        <w:rPr>
+          <w:rStyle w:val="fs13fw4fsiundefinedtdn"/>
+          <w:rFonts w:ascii="Arial" w:eastAsia="Arial" w:hAnsi="Arial" w:cs="Arial"/>
+          <w:b w:val="0"/>
+          <w:bCs w:val="0"/>
+          <w:i/>
+          <w:iCs/>
+          <w:spacing w:val="0"/>
+          <w:sz w:val="20"/>
+          <w:szCs w:val="20"/>
+        </w:rPr>
+        <w:t xml:space="preserve"> </w:t>
+      </w:r>
+      <w:r>
+        <w:rPr>
+          <w:rStyle w:val="fs13fw4fsiundefined"/>
+          <w:rFonts w:ascii="Arial" w:eastAsia="Arial" w:hAnsi="Arial" w:cs="Arial"/>
+          <w:b w:val="0"/>
+          <w:bCs w:val="0"/>
+          <w:i/>
+          <w:iCs/>
+          <w:spacing w:val="0"/>
+          <w:sz w:val="20"/>
+          <w:szCs w:val="20"/>
+        </w:rPr>
+        <w:t>Winter Park, FL</w:t>
+      </w:r>
+    </w:p>
+    <w:p>
+      <w:pPr>
         <w:pBdr>
           <w:top w:val="none" w:sz="0" w:space="0" w:color="auto"/>
           <w:left w:val="none" w:sz="0" w:space="0" w:color="auto"/>
@@ -2320,7 +2364,7 @@
           <w:right w:val="none" w:sz="0" w:space="0" w:color="auto"/>
         </w:pBdr>
         <w:spacing w:before="0" w:after="0" w:line="200" w:lineRule="atLeast"/>
-        <w:ind w:left="720" w:right="0" w:hanging="385"/>
+        <w:ind w:left="0" w:right="0" w:firstLine="0"/>
         <w:jc w:val="left"/>
         <w:rPr>
           <w:rFonts w:ascii="Arial" w:eastAsia="Arial" w:hAnsi="Arial" w:cs="Arial"/>
@@ -2336,15 +2380,157 @@
           <w:sz w:val="20"/>
           <w:szCs w:val="20"/>
         </w:rPr>
-        <w:t>Oversaw building by performing daily security checks when unlocking and securing building during closing.</w:t>
+        <w:t>3.9 GPA.</w:t>
       </w:r>
     </w:p>
     <w:p>
       <w:pPr>
-        <w:numPr>
-          <w:ilvl w:val="0"/>
-          <w:numId w:val="22"/>
-        </w:numPr>
+        <w:spacing w:line="200" w:lineRule="atLeast"/>
+        <w:ind w:left="0" w:right="0"/>
+        <w:jc w:val="left"/>
+        <w:rPr>
+          <w:rFonts w:ascii="Arial" w:eastAsia="Arial" w:hAnsi="Arial" w:cs="Arial"/>
+          <w:spacing w:val="0"/>
+          <w:sz w:val="20"/>
+          <w:szCs w:val="20"/>
+        </w:rPr>
+      </w:pPr>
+      <w:r>
+        <w:rPr>
+          <w:rFonts w:ascii="Arial" w:eastAsia="Arial" w:hAnsi="Arial" w:cs="Arial"/>
+          <w:spacing w:val="0"/>
+          <w:sz w:val="20"/>
+          <w:szCs w:val="20"/>
+        </w:rPr>
+        <w:t> </w:t>
+      </w:r>
+    </w:p>
+    <w:p>
+      <w:pPr>
+        <w:tabs>
+          <w:tab w:val="right" w:pos="10050"/>
+        </w:tabs>
+        <w:spacing w:before="0" w:after="0" w:line="200" w:lineRule="atLeast"/>
+        <w:ind w:left="0" w:right="0"/>
+        <w:jc w:val="left"/>
+        <w:rPr>
+          <w:rStyle w:val="fs13fw4text-right"/>
+          <w:rFonts w:ascii="Arial" w:eastAsia="Arial" w:hAnsi="Arial" w:cs="Arial"/>
+          <w:b w:val="0"/>
+          <w:bCs w:val="0"/>
+          <w:spacing w:val="0"/>
+          <w:sz w:val="20"/>
+          <w:szCs w:val="20"/>
+        </w:rPr>
+      </w:pPr>
+      <w:r>
+        <w:rPr>
+          <w:rStyle w:val="fs13fw6overflow-hidden"/>
+          <w:rFonts w:ascii="Arial" w:eastAsia="Arial" w:hAnsi="Arial" w:cs="Arial"/>
+          <w:b/>
+          <w:bCs/>
+          <w:spacing w:val="0"/>
+          <w:sz w:val="20"/>
+          <w:szCs w:val="20"/>
+        </w:rPr>
+        <w:t>Bachelor of Science in Psychology (B.S.)</w:t>
+      </w:r>
+      <w:r>
+        <w:rPr>
+          <w:rStyle w:val="fs13fw4text-right"/>
+          <w:rFonts w:ascii="Arial" w:eastAsia="Arial" w:hAnsi="Arial" w:cs="Arial"/>
+          <w:b w:val="0"/>
+          <w:bCs w:val="0"/>
+          <w:spacing w:val="0"/>
+          <w:sz w:val="20"/>
+          <w:szCs w:val="20"/>
+        </w:rPr>
+        <w:tab/>
+      </w:r>
+      <w:r>
+        <w:rPr>
+          <w:rStyle w:val="fs13fw4text-rightoverflow-hidden"/>
+          <w:rFonts w:ascii="Arial" w:eastAsia="Arial" w:hAnsi="Arial" w:cs="Arial"/>
+          <w:b w:val="0"/>
+          <w:bCs w:val="0"/>
+          <w:spacing w:val="0"/>
+          <w:sz w:val="20"/>
+          <w:szCs w:val="20"/>
+        </w:rPr>
+        <w:t>May 2016</w:t>
+      </w:r>
+    </w:p>
+    <w:p>
+      <w:pPr>
+        <w:spacing w:line="200" w:lineRule="atLeast"/>
+        <w:ind w:left="0" w:right="0"/>
+        <w:jc w:val="left"/>
+        <w:rPr>
+          <w:rFonts w:ascii="Arial" w:eastAsia="Arial" w:hAnsi="Arial" w:cs="Arial"/>
+          <w:spacing w:val="0"/>
+          <w:sz w:val="20"/>
+          <w:szCs w:val="20"/>
+        </w:rPr>
+      </w:pPr>
+      <w:r>
+        <w:rPr>
+          <w:rStyle w:val="fs13fw4fsiundefined"/>
+          <w:rFonts w:ascii="Arial" w:eastAsia="Arial" w:hAnsi="Arial" w:cs="Arial"/>
+          <w:b w:val="0"/>
+          <w:bCs w:val="0"/>
+          <w:i/>
+          <w:iCs/>
+          <w:spacing w:val="0"/>
+          <w:sz w:val="20"/>
+          <w:szCs w:val="20"/>
+        </w:rPr>
+        <w:t>Michigan State University</w:t>
+      </w:r>
+      <w:r>
+        <w:rPr>
+          <w:rStyle w:val="fs13fw4fsiundefinedtdn"/>
+          <w:rFonts w:ascii="Arial" w:eastAsia="Arial" w:hAnsi="Arial" w:cs="Arial"/>
+          <w:b w:val="0"/>
+          <w:bCs w:val="0"/>
+          <w:i/>
+          <w:iCs/>
+          <w:spacing w:val="0"/>
+          <w:sz w:val="20"/>
+          <w:szCs w:val="20"/>
+        </w:rPr>
+        <w:t>,</w:t>
+      </w:r>
+      <w:r>
+        <w:rPr>
+          <w:rStyle w:val="fs13fw4fsiundefinedtdn"/>
+          <w:rFonts w:ascii="Arial" w:eastAsia="Arial" w:hAnsi="Arial" w:cs="Arial"/>
+          <w:b w:val="0"/>
+          <w:bCs w:val="0"/>
+          <w:i/>
+          <w:iCs/>
+          <w:spacing w:val="0"/>
+          <w:sz w:val="20"/>
+          <w:szCs w:val="20"/>
+        </w:rPr>
+        <w:t xml:space="preserve"> </w:t>
+      </w:r>
+      <w:r>
+        <w:rPr>
+          <w:rStyle w:val="fs13fw4fsiundefined"/>
+          <w:rFonts w:ascii="Arial" w:eastAsia="Arial" w:hAnsi="Arial" w:cs="Arial"/>
+          <w:b w:val="0"/>
+          <w:bCs w:val="0"/>
+          <w:i/>
+          <w:iCs/>
+          <w:spacing w:val="0"/>
+          <w:sz w:val="20"/>
+          <w:szCs w:val="20"/>
+        </w:rPr>
+        <w:t>East Lansing, MI</w:t>
+      </w:r>
+    </w:p>
+    <w:p>
+      <w:pPr>
         <w:pBdr>
           <w:top w:val="none" w:sz="0" w:space="0" w:color="auto"/>
           <w:left w:val="none" w:sz="0" w:space="0" w:color="auto"/>
@@ -2352,7 +2538,7 @@
           <w:right w:val="none" w:sz="0" w:space="0" w:color="auto"/>
         </w:pBdr>
         <w:spacing w:before="0" w:after="0" w:line="200" w:lineRule="atLeast"/>
-        <w:ind w:left="720" w:right="0" w:hanging="385"/>
+        <w:ind w:left="0" w:right="0" w:firstLine="0"/>
         <w:jc w:val="left"/>
         <w:rPr>
           <w:rFonts w:ascii="Arial" w:eastAsia="Arial" w:hAnsi="Arial" w:cs="Arial"/>
@@ -2368,62 +2554,70 @@
           <w:sz w:val="20"/>
           <w:szCs w:val="20"/>
         </w:rPr>
-        <w:t>Guided facility tours and presentations for upper management four times.</w:t>
+        <w:t>3.0 GPA.</w:t>
       </w:r>
     </w:p>
     <w:p>
       <w:pPr>
-        <w:numPr>
-          <w:ilvl w:val="0"/>
-          <w:numId w:val="22"/>
-        </w:numPr>
+        <w:spacing w:line="240" w:lineRule="atLeast"/>
+        <w:ind w:left="0" w:right="0"/>
+        <w:rPr>
+          <w:rFonts w:ascii="Arial" w:eastAsia="Arial" w:hAnsi="Arial" w:cs="Arial"/>
+          <w:spacing w:val="0"/>
+        </w:rPr>
+      </w:pPr>
+      <w:r>
+        <w:rPr>
+          <w:rFonts w:ascii="Arial" w:eastAsia="Arial" w:hAnsi="Arial" w:cs="Arial"/>
+          <w:spacing w:val="0"/>
+        </w:rPr>
+        <w:t> </w:t>
+      </w:r>
+    </w:p>
+    <w:p>
+      <w:pPr>
         <w:pBdr>
           <w:top w:val="none" w:sz="0" w:space="0" w:color="auto"/>
           <w:left w:val="none" w:sz="0" w:space="0" w:color="auto"/>
-          <w:bottom w:val="none" w:sz="0" w:space="0" w:color="auto"/>
+          <w:bottom w:val="single" w:sz="6" w:space="0" w:color="000000"/>
           <w:right w:val="none" w:sz="0" w:space="0" w:color="auto"/>
         </w:pBdr>
-        <w:spacing w:before="0" w:after="0" w:line="200" w:lineRule="atLeast"/>
-        <w:ind w:left="720" w:right="0" w:hanging="385"/>
+        <w:spacing w:before="0" w:after="0" w:line="240" w:lineRule="atLeast"/>
+        <w:ind w:left="0" w:right="0"/>
         <w:jc w:val="left"/>
         <w:rPr>
           <w:rFonts w:ascii="Arial" w:eastAsia="Arial" w:hAnsi="Arial" w:cs="Arial"/>
-          <w:spacing w:val="0"/>
-          <w:sz w:val="20"/>
-          <w:szCs w:val="20"/>
-        </w:rPr>
-      </w:pPr>
-      <w:r>
-        <w:rPr>
-          <w:rFonts w:ascii="Arial" w:eastAsia="Arial" w:hAnsi="Arial" w:cs="Arial"/>
-          <w:spacing w:val="0"/>
-          <w:sz w:val="20"/>
-          <w:szCs w:val="20"/>
-        </w:rPr>
-        <w:t>Developed mandatory weekly workout routines and oversaw fitness evaluations.</w:t>
+          <w:b/>
+          <w:bCs/>
+          <w:caps/>
+          <w:color w:val="000000"/>
+          <w:spacing w:val="0"/>
+        </w:rPr>
+      </w:pPr>
+      <w:r>
+        <w:rPr>
+          <w:rFonts w:ascii="Arial" w:eastAsia="Arial" w:hAnsi="Arial" w:cs="Arial"/>
+          <w:b/>
+          <w:bCs/>
+          <w:caps/>
+          <w:color w:val="000000"/>
+          <w:spacing w:val="0"/>
+        </w:rPr>
+        <w:t>project list</w:t>
       </w:r>
     </w:p>
     <w:p>
       <w:pPr>
-        <w:spacing w:line="200" w:lineRule="atLeast"/>
+        <w:spacing w:line="120" w:lineRule="atLeast"/>
         <w:ind w:left="0" w:right="0"/>
         <w:jc w:val="left"/>
         <w:rPr>
           <w:rFonts w:ascii="Arial" w:eastAsia="Arial" w:hAnsi="Arial" w:cs="Arial"/>
           <w:spacing w:val="0"/>
-          <w:sz w:val="20"/>
-          <w:szCs w:val="20"/>
-        </w:rPr>
-      </w:pPr>
-      <w:r>
-        <w:rPr>
-          <w:rFonts w:ascii="Arial" w:eastAsia="Arial" w:hAnsi="Arial" w:cs="Arial"/>
-          <w:spacing w:val="0"/>
-          <w:sz w:val="20"/>
-          <w:szCs w:val="20"/>
-        </w:rPr>
-        <w:t> </w:t>
-      </w:r>
+          <w:sz w:val="12"/>
+          <w:szCs w:val="12"/>
+        </w:rPr>
+      </w:pPr>
     </w:p>
     <w:p>
       <w:pPr>
@@ -2453,7 +2647,7 @@
           <w:sz w:val="20"/>
           <w:szCs w:val="20"/>
         </w:rPr>
-        <w:t>Support Staff</w:t>
+        <w:t>Tetrabeasts</w:t>
       </w:r>
       <w:r>
         <w:rPr>
@@ -2477,816 +2671,7 @@
           <w:sz w:val="20"/>
           <w:szCs w:val="20"/>
         </w:rPr>
-        <w:t>March 2017 - April 2019</w:t>
-      </w:r>
-    </w:p>
-    <w:p>
-      <w:pPr>
-        <w:spacing w:line="200" w:lineRule="atLeast"/>
-        <w:ind w:left="0" w:right="0"/>
-        <w:jc w:val="left"/>
-        <w:rPr>
-          <w:rFonts w:ascii="Arial" w:eastAsia="Arial" w:hAnsi="Arial" w:cs="Arial"/>
-          <w:spacing w:val="0"/>
-          <w:sz w:val="20"/>
-          <w:szCs w:val="20"/>
-        </w:rPr>
-      </w:pPr>
-      <w:r>
-        <w:rPr>
-          <w:rStyle w:val="fs13fw4fsiundefined"/>
-          <w:rFonts w:ascii="Arial" w:eastAsia="Arial" w:hAnsi="Arial" w:cs="Arial"/>
-          <w:b w:val="0"/>
-          <w:bCs w:val="0"/>
-          <w:i/>
-          <w:iCs/>
-          <w:spacing w:val="0"/>
-          <w:sz w:val="20"/>
-          <w:szCs w:val="20"/>
-        </w:rPr>
-        <w:t>Dave &amp; Busters</w:t>
-      </w:r>
-      <w:r>
-        <w:rPr>
-          <w:rStyle w:val="fs13fw4fsiundefinedtdn"/>
-          <w:rFonts w:ascii="Arial" w:eastAsia="Arial" w:hAnsi="Arial" w:cs="Arial"/>
-          <w:b w:val="0"/>
-          <w:bCs w:val="0"/>
-          <w:i/>
-          <w:iCs/>
-          <w:spacing w:val="0"/>
-          <w:sz w:val="20"/>
-          <w:szCs w:val="20"/>
-        </w:rPr>
-        <w:t>-</w:t>
-      </w:r>
-      <w:r>
-        <w:rPr>
-          <w:rStyle w:val="fs13fw4fsiundefinedtdn"/>
-          <w:rFonts w:ascii="Arial" w:eastAsia="Arial" w:hAnsi="Arial" w:cs="Arial"/>
-          <w:b w:val="0"/>
-          <w:bCs w:val="0"/>
-          <w:i/>
-          <w:iCs/>
-          <w:spacing w:val="0"/>
-          <w:sz w:val="20"/>
-          <w:szCs w:val="20"/>
-        </w:rPr>
-        <w:t xml:space="preserve"> </w:t>
-      </w:r>
-      <w:r>
-        <w:rPr>
-          <w:rStyle w:val="fs13fw4fsiundefined"/>
-          <w:rFonts w:ascii="Arial" w:eastAsia="Arial" w:hAnsi="Arial" w:cs="Arial"/>
-          <w:b w:val="0"/>
-          <w:bCs w:val="0"/>
-          <w:i/>
-          <w:iCs/>
-          <w:spacing w:val="0"/>
-          <w:sz w:val="20"/>
-          <w:szCs w:val="20"/>
-        </w:rPr>
-        <w:t>Utica, MI</w:t>
-      </w:r>
-    </w:p>
-    <w:p>
-      <w:pPr>
-        <w:numPr>
-          <w:ilvl w:val="0"/>
-          <w:numId w:val="23"/>
-        </w:numPr>
-        <w:pBdr>
-          <w:top w:val="none" w:sz="0" w:space="0" w:color="auto"/>
-          <w:left w:val="none" w:sz="0" w:space="0" w:color="auto"/>
-          <w:bottom w:val="none" w:sz="0" w:space="0" w:color="auto"/>
-          <w:right w:val="none" w:sz="0" w:space="0" w:color="auto"/>
-        </w:pBdr>
-        <w:spacing w:before="0" w:after="0" w:line="200" w:lineRule="atLeast"/>
-        <w:ind w:left="720" w:right="0" w:hanging="385"/>
-        <w:jc w:val="left"/>
-        <w:rPr>
-          <w:rFonts w:ascii="Arial" w:eastAsia="Arial" w:hAnsi="Arial" w:cs="Arial"/>
-          <w:spacing w:val="0"/>
-          <w:sz w:val="20"/>
-          <w:szCs w:val="20"/>
-        </w:rPr>
-      </w:pPr>
-      <w:r>
-        <w:rPr>
-          <w:rFonts w:ascii="Arial" w:eastAsia="Arial" w:hAnsi="Arial" w:cs="Arial"/>
-          <w:spacing w:val="0"/>
-          <w:sz w:val="20"/>
-          <w:szCs w:val="20"/>
-        </w:rPr>
-        <w:t>Entrusted with filling 1-2 roles for whichever area was short staffed every night ranging from server, busser, dish washer, barback, and host.</w:t>
-      </w:r>
-    </w:p>
-    <w:p>
-      <w:pPr>
-        <w:numPr>
-          <w:ilvl w:val="0"/>
-          <w:numId w:val="23"/>
-        </w:numPr>
-        <w:pBdr>
-          <w:top w:val="none" w:sz="0" w:space="0" w:color="auto"/>
-          <w:left w:val="none" w:sz="0" w:space="0" w:color="auto"/>
-          <w:bottom w:val="none" w:sz="0" w:space="0" w:color="auto"/>
-          <w:right w:val="none" w:sz="0" w:space="0" w:color="auto"/>
-        </w:pBdr>
-        <w:spacing w:before="0" w:after="0" w:line="200" w:lineRule="atLeast"/>
-        <w:ind w:left="720" w:right="0" w:hanging="385"/>
-        <w:jc w:val="left"/>
-        <w:rPr>
-          <w:rFonts w:ascii="Arial" w:eastAsia="Arial" w:hAnsi="Arial" w:cs="Arial"/>
-          <w:spacing w:val="0"/>
-          <w:sz w:val="20"/>
-          <w:szCs w:val="20"/>
-        </w:rPr>
-      </w:pPr>
-      <w:r>
-        <w:rPr>
-          <w:rFonts w:ascii="Arial" w:eastAsia="Arial" w:hAnsi="Arial" w:cs="Arial"/>
-          <w:spacing w:val="0"/>
-          <w:sz w:val="20"/>
-          <w:szCs w:val="20"/>
-        </w:rPr>
-        <w:t>Sanitized 12-30 tables a night, sometimes more when busy.</w:t>
-      </w:r>
-    </w:p>
-    <w:p>
-      <w:pPr>
-        <w:numPr>
-          <w:ilvl w:val="0"/>
-          <w:numId w:val="23"/>
-        </w:numPr>
-        <w:pBdr>
-          <w:top w:val="none" w:sz="0" w:space="0" w:color="auto"/>
-          <w:left w:val="none" w:sz="0" w:space="0" w:color="auto"/>
-          <w:bottom w:val="none" w:sz="0" w:space="0" w:color="auto"/>
-          <w:right w:val="none" w:sz="0" w:space="0" w:color="auto"/>
-        </w:pBdr>
-        <w:spacing w:before="0" w:after="0" w:line="200" w:lineRule="atLeast"/>
-        <w:ind w:left="720" w:right="0" w:hanging="385"/>
-        <w:jc w:val="left"/>
-        <w:rPr>
-          <w:rFonts w:ascii="Arial" w:eastAsia="Arial" w:hAnsi="Arial" w:cs="Arial"/>
-          <w:spacing w:val="0"/>
-          <w:sz w:val="20"/>
-          <w:szCs w:val="20"/>
-        </w:rPr>
-      </w:pPr>
-      <w:r>
-        <w:rPr>
-          <w:rFonts w:ascii="Arial" w:eastAsia="Arial" w:hAnsi="Arial" w:cs="Arial"/>
-          <w:spacing w:val="0"/>
-          <w:sz w:val="20"/>
-          <w:szCs w:val="20"/>
-        </w:rPr>
-        <w:t>Cleaned 8 floor sections a night including walls, tables, etc.</w:t>
-      </w:r>
-    </w:p>
-    <w:p>
-      <w:pPr>
-        <w:numPr>
-          <w:ilvl w:val="0"/>
-          <w:numId w:val="23"/>
-        </w:numPr>
-        <w:pBdr>
-          <w:top w:val="none" w:sz="0" w:space="0" w:color="auto"/>
-          <w:left w:val="none" w:sz="0" w:space="0" w:color="auto"/>
-          <w:bottom w:val="none" w:sz="0" w:space="0" w:color="auto"/>
-          <w:right w:val="none" w:sz="0" w:space="0" w:color="auto"/>
-        </w:pBdr>
-        <w:spacing w:before="0" w:after="0" w:line="200" w:lineRule="atLeast"/>
-        <w:ind w:left="720" w:right="0" w:hanging="385"/>
-        <w:jc w:val="left"/>
-        <w:rPr>
-          <w:rFonts w:ascii="Arial" w:eastAsia="Arial" w:hAnsi="Arial" w:cs="Arial"/>
-          <w:spacing w:val="0"/>
-          <w:sz w:val="20"/>
-          <w:szCs w:val="20"/>
-        </w:rPr>
-      </w:pPr>
-      <w:r>
-        <w:rPr>
-          <w:rFonts w:ascii="Arial" w:eastAsia="Arial" w:hAnsi="Arial" w:cs="Arial"/>
-          <w:spacing w:val="0"/>
-          <w:sz w:val="20"/>
-          <w:szCs w:val="20"/>
-        </w:rPr>
-        <w:t>Sorted 120-200 empty beer bottles and cans for recycling at least once a day.</w:t>
-      </w:r>
-    </w:p>
-    <w:p>
-      <w:pPr>
-        <w:numPr>
-          <w:ilvl w:val="0"/>
-          <w:numId w:val="23"/>
-        </w:numPr>
-        <w:pBdr>
-          <w:top w:val="none" w:sz="0" w:space="0" w:color="auto"/>
-          <w:left w:val="none" w:sz="0" w:space="0" w:color="auto"/>
-          <w:bottom w:val="none" w:sz="0" w:space="0" w:color="auto"/>
-          <w:right w:val="none" w:sz="0" w:space="0" w:color="auto"/>
-        </w:pBdr>
-        <w:spacing w:before="0" w:after="0" w:line="200" w:lineRule="atLeast"/>
-        <w:ind w:left="720" w:right="0" w:hanging="385"/>
-        <w:jc w:val="left"/>
-        <w:rPr>
-          <w:rFonts w:ascii="Arial" w:eastAsia="Arial" w:hAnsi="Arial" w:cs="Arial"/>
-          <w:spacing w:val="0"/>
-          <w:sz w:val="20"/>
-          <w:szCs w:val="20"/>
-        </w:rPr>
-      </w:pPr>
-      <w:r>
-        <w:rPr>
-          <w:rFonts w:ascii="Arial" w:eastAsia="Arial" w:hAnsi="Arial" w:cs="Arial"/>
-          <w:spacing w:val="0"/>
-          <w:sz w:val="20"/>
-          <w:szCs w:val="20"/>
-        </w:rPr>
-        <w:t>Prepared 120 Silverware napkin rolls near end of each shift for business next day.</w:t>
-      </w:r>
-    </w:p>
-    <w:p>
-      <w:pPr>
-        <w:numPr>
-          <w:ilvl w:val="0"/>
-          <w:numId w:val="23"/>
-        </w:numPr>
-        <w:pBdr>
-          <w:top w:val="none" w:sz="0" w:space="0" w:color="auto"/>
-          <w:left w:val="none" w:sz="0" w:space="0" w:color="auto"/>
-          <w:bottom w:val="none" w:sz="0" w:space="0" w:color="auto"/>
-          <w:right w:val="none" w:sz="0" w:space="0" w:color="auto"/>
-        </w:pBdr>
-        <w:spacing w:before="0" w:after="0" w:line="200" w:lineRule="atLeast"/>
-        <w:ind w:left="720" w:right="0" w:hanging="385"/>
-        <w:jc w:val="left"/>
-        <w:rPr>
-          <w:rFonts w:ascii="Arial" w:eastAsia="Arial" w:hAnsi="Arial" w:cs="Arial"/>
-          <w:spacing w:val="0"/>
-          <w:sz w:val="20"/>
-          <w:szCs w:val="20"/>
-        </w:rPr>
-      </w:pPr>
-      <w:r>
-        <w:rPr>
-          <w:rFonts w:ascii="Arial" w:eastAsia="Arial" w:hAnsi="Arial" w:cs="Arial"/>
-          <w:spacing w:val="0"/>
-          <w:sz w:val="20"/>
-          <w:szCs w:val="20"/>
-        </w:rPr>
-        <w:t>Organized and stocked 30+ different alcoholic beverages at beginning and end of each shift.</w:t>
-      </w:r>
-    </w:p>
-    <w:p>
-      <w:pPr>
-        <w:numPr>
-          <w:ilvl w:val="0"/>
-          <w:numId w:val="23"/>
-        </w:numPr>
-        <w:pBdr>
-          <w:top w:val="none" w:sz="0" w:space="0" w:color="auto"/>
-          <w:left w:val="none" w:sz="0" w:space="0" w:color="auto"/>
-          <w:bottom w:val="none" w:sz="0" w:space="0" w:color="auto"/>
-          <w:right w:val="none" w:sz="0" w:space="0" w:color="auto"/>
-        </w:pBdr>
-        <w:spacing w:before="0" w:after="0" w:line="200" w:lineRule="atLeast"/>
-        <w:ind w:left="720" w:right="0" w:hanging="385"/>
-        <w:jc w:val="left"/>
-        <w:rPr>
-          <w:rFonts w:ascii="Arial" w:eastAsia="Arial" w:hAnsi="Arial" w:cs="Arial"/>
-          <w:spacing w:val="0"/>
-          <w:sz w:val="20"/>
-          <w:szCs w:val="20"/>
-        </w:rPr>
-      </w:pPr>
-      <w:r>
-        <w:rPr>
-          <w:rFonts w:ascii="Arial" w:eastAsia="Arial" w:hAnsi="Arial" w:cs="Arial"/>
-          <w:spacing w:val="0"/>
-          <w:sz w:val="20"/>
-          <w:szCs w:val="20"/>
-        </w:rPr>
-        <w:t>Compiled orders from 2-4 tables at a time and provided follow up.</w:t>
-      </w:r>
-    </w:p>
-    <w:p>
-      <w:pPr>
-        <w:spacing w:line="200" w:lineRule="atLeast"/>
-        <w:ind w:left="0" w:right="0"/>
-        <w:jc w:val="left"/>
-        <w:rPr>
-          <w:rFonts w:ascii="Arial" w:eastAsia="Arial" w:hAnsi="Arial" w:cs="Arial"/>
-          <w:spacing w:val="0"/>
-          <w:sz w:val="20"/>
-          <w:szCs w:val="20"/>
-        </w:rPr>
-      </w:pPr>
-      <w:r>
-        <w:rPr>
-          <w:rFonts w:ascii="Arial" w:eastAsia="Arial" w:hAnsi="Arial" w:cs="Arial"/>
-          <w:spacing w:val="0"/>
-          <w:sz w:val="20"/>
-          <w:szCs w:val="20"/>
-        </w:rPr>
-        <w:t> </w:t>
-      </w:r>
-    </w:p>
-    <w:p>
-      <w:pPr>
-        <w:tabs>
-          <w:tab w:val="right" w:pos="10050"/>
-        </w:tabs>
-        <w:spacing w:before="0" w:after="0" w:line="200" w:lineRule="atLeast"/>
-        <w:ind w:left="0" w:right="0"/>
-        <w:jc w:val="left"/>
-        <w:rPr>
-          <w:rStyle w:val="fs13fw4text-right"/>
-          <w:rFonts w:ascii="Arial" w:eastAsia="Arial" w:hAnsi="Arial" w:cs="Arial"/>
-          <w:b w:val="0"/>
-          <w:bCs w:val="0"/>
-          <w:spacing w:val="0"/>
-          <w:sz w:val="20"/>
-          <w:szCs w:val="20"/>
-        </w:rPr>
-      </w:pPr>
-      <w:r>
-        <w:rPr>
-          <w:rStyle w:val="fs13fw6overflow-hidden"/>
-          <w:rFonts w:ascii="Arial" w:eastAsia="Arial" w:hAnsi="Arial" w:cs="Arial"/>
-          <w:b/>
-          <w:bCs/>
-          <w:spacing w:val="0"/>
-          <w:sz w:val="20"/>
-          <w:szCs w:val="20"/>
-        </w:rPr>
-        <w:t>CNC Operator</w:t>
-      </w:r>
-      <w:r>
-        <w:rPr>
-          <w:rStyle w:val="fs13fw4text-right"/>
-          <w:rFonts w:ascii="Arial" w:eastAsia="Arial" w:hAnsi="Arial" w:cs="Arial"/>
-          <w:b w:val="0"/>
-          <w:bCs w:val="0"/>
-          <w:spacing w:val="0"/>
-          <w:sz w:val="20"/>
-          <w:szCs w:val="20"/>
-        </w:rPr>
-        <w:tab/>
-      </w:r>
-      <w:r>
-        <w:rPr>
-          <w:rStyle w:val="fs13fw4text-rightoverflow-hidden"/>
-          <w:rFonts w:ascii="Arial" w:eastAsia="Arial" w:hAnsi="Arial" w:cs="Arial"/>
-          <w:b w:val="0"/>
-          <w:bCs w:val="0"/>
-          <w:spacing w:val="0"/>
-          <w:sz w:val="20"/>
-          <w:szCs w:val="20"/>
-        </w:rPr>
-        <w:t>August 2014 - December 2016</w:t>
-      </w:r>
-    </w:p>
-    <w:p>
-      <w:pPr>
-        <w:spacing w:line="200" w:lineRule="atLeast"/>
-        <w:ind w:left="0" w:right="0"/>
-        <w:jc w:val="left"/>
-        <w:rPr>
-          <w:rFonts w:ascii="Arial" w:eastAsia="Arial" w:hAnsi="Arial" w:cs="Arial"/>
-          <w:spacing w:val="0"/>
-          <w:sz w:val="20"/>
-          <w:szCs w:val="20"/>
-        </w:rPr>
-      </w:pPr>
-      <w:r>
-        <w:rPr>
-          <w:rStyle w:val="fs13fw4fsiundefined"/>
-          <w:rFonts w:ascii="Arial" w:eastAsia="Arial" w:hAnsi="Arial" w:cs="Arial"/>
-          <w:b w:val="0"/>
-          <w:bCs w:val="0"/>
-          <w:i/>
-          <w:iCs/>
-          <w:spacing w:val="0"/>
-          <w:sz w:val="20"/>
-          <w:szCs w:val="20"/>
-        </w:rPr>
-        <w:t>Inline Tubing</w:t>
-      </w:r>
-      <w:r>
-        <w:rPr>
-          <w:rStyle w:val="fs13fw4fsiundefinedtdn"/>
-          <w:rFonts w:ascii="Arial" w:eastAsia="Arial" w:hAnsi="Arial" w:cs="Arial"/>
-          <w:b w:val="0"/>
-          <w:bCs w:val="0"/>
-          <w:i/>
-          <w:iCs/>
-          <w:spacing w:val="0"/>
-          <w:sz w:val="20"/>
-          <w:szCs w:val="20"/>
-        </w:rPr>
-        <w:t>-</w:t>
-      </w:r>
-      <w:r>
-        <w:rPr>
-          <w:rStyle w:val="fs13fw4fsiundefinedtdn"/>
-          <w:rFonts w:ascii="Arial" w:eastAsia="Arial" w:hAnsi="Arial" w:cs="Arial"/>
-          <w:b w:val="0"/>
-          <w:bCs w:val="0"/>
-          <w:i/>
-          <w:iCs/>
-          <w:spacing w:val="0"/>
-          <w:sz w:val="20"/>
-          <w:szCs w:val="20"/>
-        </w:rPr>
-        <w:t xml:space="preserve"> </w:t>
-      </w:r>
-      <w:r>
-        <w:rPr>
-          <w:rStyle w:val="fs13fw4fsiundefined"/>
-          <w:rFonts w:ascii="Arial" w:eastAsia="Arial" w:hAnsi="Arial" w:cs="Arial"/>
-          <w:b w:val="0"/>
-          <w:bCs w:val="0"/>
-          <w:i/>
-          <w:iCs/>
-          <w:spacing w:val="0"/>
-          <w:sz w:val="20"/>
-          <w:szCs w:val="20"/>
-        </w:rPr>
-        <w:t>Shelby Township, MI.</w:t>
-      </w:r>
-    </w:p>
-    <w:p>
-      <w:pPr>
-        <w:numPr>
-          <w:ilvl w:val="0"/>
-          <w:numId w:val="24"/>
-        </w:numPr>
-        <w:pBdr>
-          <w:top w:val="none" w:sz="0" w:space="0" w:color="auto"/>
-          <w:left w:val="none" w:sz="0" w:space="0" w:color="auto"/>
-          <w:bottom w:val="none" w:sz="0" w:space="0" w:color="auto"/>
-          <w:right w:val="none" w:sz="0" w:space="0" w:color="auto"/>
-        </w:pBdr>
-        <w:spacing w:before="0" w:after="0" w:line="200" w:lineRule="atLeast"/>
-        <w:ind w:left="720" w:right="0" w:hanging="385"/>
-        <w:jc w:val="left"/>
-        <w:rPr>
-          <w:rFonts w:ascii="Arial" w:eastAsia="Arial" w:hAnsi="Arial" w:cs="Arial"/>
-          <w:spacing w:val="0"/>
-          <w:sz w:val="20"/>
-          <w:szCs w:val="20"/>
-        </w:rPr>
-      </w:pPr>
-      <w:r>
-        <w:rPr>
-          <w:rFonts w:ascii="Arial" w:eastAsia="Arial" w:hAnsi="Arial" w:cs="Arial"/>
-          <w:spacing w:val="0"/>
-          <w:sz w:val="20"/>
-          <w:szCs w:val="20"/>
-        </w:rPr>
-        <w:t>Operated multiple CNC machines and craft 80-140 parts a day.</w:t>
-      </w:r>
-    </w:p>
-    <w:p>
-      <w:pPr>
-        <w:numPr>
-          <w:ilvl w:val="0"/>
-          <w:numId w:val="24"/>
-        </w:numPr>
-        <w:pBdr>
-          <w:top w:val="none" w:sz="0" w:space="0" w:color="auto"/>
-          <w:left w:val="none" w:sz="0" w:space="0" w:color="auto"/>
-          <w:bottom w:val="none" w:sz="0" w:space="0" w:color="auto"/>
-          <w:right w:val="none" w:sz="0" w:space="0" w:color="auto"/>
-        </w:pBdr>
-        <w:spacing w:before="0" w:after="0" w:line="200" w:lineRule="atLeast"/>
-        <w:ind w:left="720" w:right="0" w:hanging="385"/>
-        <w:jc w:val="left"/>
-        <w:rPr>
-          <w:rFonts w:ascii="Arial" w:eastAsia="Arial" w:hAnsi="Arial" w:cs="Arial"/>
-          <w:spacing w:val="0"/>
-          <w:sz w:val="20"/>
-          <w:szCs w:val="20"/>
-        </w:rPr>
-      </w:pPr>
-      <w:r>
-        <w:rPr>
-          <w:rFonts w:ascii="Arial" w:eastAsia="Arial" w:hAnsi="Arial" w:cs="Arial"/>
-          <w:spacing w:val="0"/>
-          <w:sz w:val="20"/>
-          <w:szCs w:val="20"/>
-        </w:rPr>
-        <w:t>Opened doors every morning and started 8 machines to prepare for daily business.</w:t>
-      </w:r>
-    </w:p>
-    <w:p>
-      <w:pPr>
-        <w:numPr>
-          <w:ilvl w:val="0"/>
-          <w:numId w:val="24"/>
-        </w:numPr>
-        <w:pBdr>
-          <w:top w:val="none" w:sz="0" w:space="0" w:color="auto"/>
-          <w:left w:val="none" w:sz="0" w:space="0" w:color="auto"/>
-          <w:bottom w:val="none" w:sz="0" w:space="0" w:color="auto"/>
-          <w:right w:val="none" w:sz="0" w:space="0" w:color="auto"/>
-        </w:pBdr>
-        <w:spacing w:before="0" w:after="0" w:line="200" w:lineRule="atLeast"/>
-        <w:ind w:left="720" w:right="0" w:hanging="385"/>
-        <w:jc w:val="left"/>
-        <w:rPr>
-          <w:rFonts w:ascii="Arial" w:eastAsia="Arial" w:hAnsi="Arial" w:cs="Arial"/>
-          <w:spacing w:val="0"/>
-          <w:sz w:val="20"/>
-          <w:szCs w:val="20"/>
-        </w:rPr>
-      </w:pPr>
-      <w:r>
-        <w:rPr>
-          <w:rFonts w:ascii="Arial" w:eastAsia="Arial" w:hAnsi="Arial" w:cs="Arial"/>
-          <w:spacing w:val="0"/>
-          <w:sz w:val="20"/>
-          <w:szCs w:val="20"/>
-        </w:rPr>
-        <w:t>Trained 2 new employees to operate CNC machines and create custom orders.</w:t>
-      </w:r>
-    </w:p>
-    <w:p>
-      <w:pPr>
-        <w:numPr>
-          <w:ilvl w:val="0"/>
-          <w:numId w:val="24"/>
-        </w:numPr>
-        <w:pBdr>
-          <w:top w:val="none" w:sz="0" w:space="0" w:color="auto"/>
-          <w:left w:val="none" w:sz="0" w:space="0" w:color="auto"/>
-          <w:bottom w:val="none" w:sz="0" w:space="0" w:color="auto"/>
-          <w:right w:val="none" w:sz="0" w:space="0" w:color="auto"/>
-        </w:pBdr>
-        <w:spacing w:before="0" w:after="0" w:line="200" w:lineRule="atLeast"/>
-        <w:ind w:left="720" w:right="0" w:hanging="385"/>
-        <w:jc w:val="left"/>
-        <w:rPr>
-          <w:rFonts w:ascii="Arial" w:eastAsia="Arial" w:hAnsi="Arial" w:cs="Arial"/>
-          <w:spacing w:val="0"/>
-          <w:sz w:val="20"/>
-          <w:szCs w:val="20"/>
-        </w:rPr>
-      </w:pPr>
-      <w:r>
-        <w:rPr>
-          <w:rFonts w:ascii="Arial" w:eastAsia="Arial" w:hAnsi="Arial" w:cs="Arial"/>
-          <w:spacing w:val="0"/>
-          <w:sz w:val="20"/>
-          <w:szCs w:val="20"/>
-        </w:rPr>
-        <w:t>Verified over 130 parts of inventory weekly and conducted spot checks daily.</w:t>
-      </w:r>
-    </w:p>
-    <w:p>
-      <w:pPr>
-        <w:numPr>
-          <w:ilvl w:val="0"/>
-          <w:numId w:val="24"/>
-        </w:numPr>
-        <w:pBdr>
-          <w:top w:val="none" w:sz="0" w:space="0" w:color="auto"/>
-          <w:left w:val="none" w:sz="0" w:space="0" w:color="auto"/>
-          <w:bottom w:val="none" w:sz="0" w:space="0" w:color="auto"/>
-          <w:right w:val="none" w:sz="0" w:space="0" w:color="auto"/>
-        </w:pBdr>
-        <w:spacing w:before="0" w:after="0" w:line="200" w:lineRule="atLeast"/>
-        <w:ind w:left="720" w:right="0" w:hanging="385"/>
-        <w:jc w:val="left"/>
-        <w:rPr>
-          <w:rFonts w:ascii="Arial" w:eastAsia="Arial" w:hAnsi="Arial" w:cs="Arial"/>
-          <w:spacing w:val="0"/>
-          <w:sz w:val="20"/>
-          <w:szCs w:val="20"/>
-        </w:rPr>
-      </w:pPr>
-      <w:r>
-        <w:rPr>
-          <w:rFonts w:ascii="Arial" w:eastAsia="Arial" w:hAnsi="Arial" w:cs="Arial"/>
-          <w:spacing w:val="0"/>
-          <w:sz w:val="20"/>
-          <w:szCs w:val="20"/>
-        </w:rPr>
-        <w:t>Unloaded and stored raw materials once a week when supplies were delivered.</w:t>
-      </w:r>
-    </w:p>
-    <w:p>
-      <w:pPr>
-        <w:numPr>
-          <w:ilvl w:val="0"/>
-          <w:numId w:val="24"/>
-        </w:numPr>
-        <w:pBdr>
-          <w:top w:val="none" w:sz="0" w:space="0" w:color="auto"/>
-          <w:left w:val="none" w:sz="0" w:space="0" w:color="auto"/>
-          <w:bottom w:val="none" w:sz="0" w:space="0" w:color="auto"/>
-          <w:right w:val="none" w:sz="0" w:space="0" w:color="auto"/>
-        </w:pBdr>
-        <w:spacing w:before="0" w:after="0" w:line="200" w:lineRule="atLeast"/>
-        <w:ind w:left="720" w:right="0" w:hanging="385"/>
-        <w:jc w:val="left"/>
-        <w:rPr>
-          <w:rFonts w:ascii="Arial" w:eastAsia="Arial" w:hAnsi="Arial" w:cs="Arial"/>
-          <w:spacing w:val="0"/>
-          <w:sz w:val="20"/>
-          <w:szCs w:val="20"/>
-        </w:rPr>
-      </w:pPr>
-      <w:r>
-        <w:rPr>
-          <w:rFonts w:ascii="Arial" w:eastAsia="Arial" w:hAnsi="Arial" w:cs="Arial"/>
-          <w:spacing w:val="0"/>
-          <w:sz w:val="20"/>
-          <w:szCs w:val="20"/>
-        </w:rPr>
-        <w:t>Operated special CNC machine requiring advanced technical skills.</w:t>
-      </w:r>
-    </w:p>
-    <w:p>
-      <w:pPr>
-        <w:numPr>
-          <w:ilvl w:val="0"/>
-          <w:numId w:val="24"/>
-        </w:numPr>
-        <w:pBdr>
-          <w:top w:val="none" w:sz="0" w:space="0" w:color="auto"/>
-          <w:left w:val="none" w:sz="0" w:space="0" w:color="auto"/>
-          <w:bottom w:val="none" w:sz="0" w:space="0" w:color="auto"/>
-          <w:right w:val="none" w:sz="0" w:space="0" w:color="auto"/>
-        </w:pBdr>
-        <w:spacing w:before="0" w:after="0" w:line="200" w:lineRule="atLeast"/>
-        <w:ind w:left="720" w:right="0" w:hanging="385"/>
-        <w:jc w:val="left"/>
-        <w:rPr>
-          <w:rFonts w:ascii="Arial" w:eastAsia="Arial" w:hAnsi="Arial" w:cs="Arial"/>
-          <w:spacing w:val="0"/>
-          <w:sz w:val="20"/>
-          <w:szCs w:val="20"/>
-        </w:rPr>
-      </w:pPr>
-      <w:r>
-        <w:rPr>
-          <w:rFonts w:ascii="Arial" w:eastAsia="Arial" w:hAnsi="Arial" w:cs="Arial"/>
-          <w:spacing w:val="0"/>
-          <w:sz w:val="20"/>
-          <w:szCs w:val="20"/>
-        </w:rPr>
-        <w:t>Logged 300+ data entries for custom and standard products on company website.</w:t>
-      </w:r>
-    </w:p>
-    <w:p>
-      <w:pPr>
-        <w:spacing w:line="200" w:lineRule="atLeast"/>
-        <w:ind w:left="0" w:right="0"/>
-        <w:jc w:val="left"/>
-        <w:rPr>
-          <w:rFonts w:ascii="Arial" w:eastAsia="Arial" w:hAnsi="Arial" w:cs="Arial"/>
-          <w:spacing w:val="0"/>
-          <w:sz w:val="20"/>
-          <w:szCs w:val="20"/>
-        </w:rPr>
-      </w:pPr>
-      <w:r>
-        <w:rPr>
-          <w:rFonts w:ascii="Arial" w:eastAsia="Arial" w:hAnsi="Arial" w:cs="Arial"/>
-          <w:spacing w:val="0"/>
-          <w:sz w:val="20"/>
-          <w:szCs w:val="20"/>
-        </w:rPr>
-        <w:t> </w:t>
-      </w:r>
-    </w:p>
-    <w:p>
-      <w:pPr>
-        <w:tabs>
-          <w:tab w:val="right" w:pos="10050"/>
-        </w:tabs>
-        <w:spacing w:before="0" w:after="0" w:line="200" w:lineRule="atLeast"/>
-        <w:ind w:left="0" w:right="0"/>
-        <w:jc w:val="left"/>
-        <w:rPr>
-          <w:rStyle w:val="fs13fw4text-right"/>
-          <w:rFonts w:ascii="Arial" w:eastAsia="Arial" w:hAnsi="Arial" w:cs="Arial"/>
-          <w:b w:val="0"/>
-          <w:bCs w:val="0"/>
-          <w:spacing w:val="0"/>
-          <w:sz w:val="20"/>
-          <w:szCs w:val="20"/>
-        </w:rPr>
-      </w:pPr>
-      <w:r>
-        <w:rPr>
-          <w:rStyle w:val="fs13fw6overflow-hidden"/>
-          <w:rFonts w:ascii="Arial" w:eastAsia="Arial" w:hAnsi="Arial" w:cs="Arial"/>
-          <w:b/>
-          <w:bCs/>
-          <w:spacing w:val="0"/>
-          <w:sz w:val="20"/>
-          <w:szCs w:val="20"/>
-        </w:rPr>
-        <w:t>Landscaping</w:t>
-      </w:r>
-      <w:r>
-        <w:rPr>
-          <w:rStyle w:val="fs13fw4text-right"/>
-          <w:rFonts w:ascii="Arial" w:eastAsia="Arial" w:hAnsi="Arial" w:cs="Arial"/>
-          <w:b w:val="0"/>
-          <w:bCs w:val="0"/>
-          <w:spacing w:val="0"/>
-          <w:sz w:val="20"/>
-          <w:szCs w:val="20"/>
-        </w:rPr>
-        <w:tab/>
-      </w:r>
-      <w:r>
-        <w:rPr>
-          <w:rStyle w:val="fs13fw4text-rightoverflow-hidden"/>
-          <w:rFonts w:ascii="Arial" w:eastAsia="Arial" w:hAnsi="Arial" w:cs="Arial"/>
-          <w:b w:val="0"/>
-          <w:bCs w:val="0"/>
-          <w:spacing w:val="0"/>
-          <w:sz w:val="20"/>
-          <w:szCs w:val="20"/>
-        </w:rPr>
-        <w:t>April 2011 - August 2014</w:t>
-      </w:r>
-    </w:p>
-    <w:p>
-      <w:pPr>
-        <w:spacing w:line="200" w:lineRule="atLeast"/>
-        <w:ind w:left="0" w:right="0"/>
-        <w:jc w:val="left"/>
-        <w:rPr>
-          <w:rFonts w:ascii="Arial" w:eastAsia="Arial" w:hAnsi="Arial" w:cs="Arial"/>
-          <w:spacing w:val="0"/>
-          <w:sz w:val="20"/>
-          <w:szCs w:val="20"/>
-        </w:rPr>
-      </w:pPr>
-      <w:r>
-        <w:rPr>
-          <w:rStyle w:val="fs13fw4fsiundefined"/>
-          <w:rFonts w:ascii="Arial" w:eastAsia="Arial" w:hAnsi="Arial" w:cs="Arial"/>
-          <w:b w:val="0"/>
-          <w:bCs w:val="0"/>
-          <w:i/>
-          <w:iCs/>
-          <w:spacing w:val="0"/>
-          <w:sz w:val="20"/>
-          <w:szCs w:val="20"/>
-        </w:rPr>
-        <w:t>Resurrection Cemetery</w:t>
-      </w:r>
-      <w:r>
-        <w:rPr>
-          <w:rStyle w:val="fs13fw4fsiundefinedtdn"/>
-          <w:rFonts w:ascii="Arial" w:eastAsia="Arial" w:hAnsi="Arial" w:cs="Arial"/>
-          <w:b w:val="0"/>
-          <w:bCs w:val="0"/>
-          <w:i/>
-          <w:iCs/>
-          <w:spacing w:val="0"/>
-          <w:sz w:val="20"/>
-          <w:szCs w:val="20"/>
-        </w:rPr>
-        <w:t>-</w:t>
-      </w:r>
-      <w:r>
-        <w:rPr>
-          <w:rStyle w:val="fs13fw4fsiundefinedtdn"/>
-          <w:rFonts w:ascii="Arial" w:eastAsia="Arial" w:hAnsi="Arial" w:cs="Arial"/>
-          <w:b w:val="0"/>
-          <w:bCs w:val="0"/>
-          <w:i/>
-          <w:iCs/>
-          <w:spacing w:val="0"/>
-          <w:sz w:val="20"/>
-          <w:szCs w:val="20"/>
-        </w:rPr>
-        <w:t xml:space="preserve"> </w:t>
-      </w:r>
-      <w:r>
-        <w:rPr>
-          <w:rStyle w:val="fs13fw4fsiundefined"/>
-          <w:rFonts w:ascii="Arial" w:eastAsia="Arial" w:hAnsi="Arial" w:cs="Arial"/>
-          <w:b w:val="0"/>
-          <w:bCs w:val="0"/>
-          <w:i/>
-          <w:iCs/>
-          <w:spacing w:val="0"/>
-          <w:sz w:val="20"/>
-          <w:szCs w:val="20"/>
-        </w:rPr>
-        <w:t>Clinton, MI</w:t>
+        <w:t>October 2025 - Present</w:t>
       </w:r>
     </w:p>
     <w:p>
@@ -3318,7 +2703,7 @@
           <w:sz w:val="20"/>
           <w:szCs w:val="20"/>
         </w:rPr>
-        <w:t>Cut grass once a week to maintain grounds appearance for visitors.</w:t>
+        <w:t>Created through Unity Engine over six months and backed up via GitHub. A Casual Rogue-Lite Arcade style Puzzle game with limited deck building and RPG mechanics.</w:t>
       </w:r>
     </w:p>
     <w:p>
@@ -3350,7 +2735,7 @@
           <w:sz w:val="20"/>
           <w:szCs w:val="20"/>
         </w:rPr>
-        <w:t>Replaced flowers once a week for 80+ graves on memorial day and veterans day.</w:t>
+        <w:t>Generated and edited over 600+ assets for use throughout project. Editing software leveraged includes GIMP for images, DaVinci Resolve for video, and Audacity for sound clips.</w:t>
       </w:r>
     </w:p>
     <w:p>
@@ -3382,7 +2767,103 @@
           <w:sz w:val="20"/>
           <w:szCs w:val="20"/>
         </w:rPr>
-        <w:t>Maintained 24-30 grave markers a day by washing and removing any surrounding trash.</w:t>
+        <w:t>Crafted from scratch as first solo developed project and demo published on Itch to gather feedback. Multiple demo versions drafted and uploaded for further reiteration/refinement.</w:t>
+      </w:r>
+    </w:p>
+    <w:p>
+      <w:pPr>
+        <w:numPr>
+          <w:ilvl w:val="0"/>
+          <w:numId w:val="25"/>
+        </w:numPr>
+        <w:pBdr>
+          <w:top w:val="none" w:sz="0" w:space="0" w:color="auto"/>
+          <w:left w:val="none" w:sz="0" w:space="0" w:color="auto"/>
+          <w:bottom w:val="none" w:sz="0" w:space="0" w:color="auto"/>
+          <w:right w:val="none" w:sz="0" w:space="0" w:color="auto"/>
+        </w:pBdr>
+        <w:spacing w:before="0" w:after="0" w:line="200" w:lineRule="atLeast"/>
+        <w:ind w:left="720" w:right="0" w:hanging="385"/>
+        <w:jc w:val="left"/>
+        <w:rPr>
+          <w:rFonts w:ascii="Arial" w:eastAsia="Arial" w:hAnsi="Arial" w:cs="Arial"/>
+          <w:spacing w:val="0"/>
+          <w:sz w:val="20"/>
+          <w:szCs w:val="20"/>
+        </w:rPr>
+      </w:pPr>
+      <w:r>
+        <w:rPr>
+          <w:rFonts w:ascii="Arial" w:eastAsia="Arial" w:hAnsi="Arial" w:cs="Arial"/>
+          <w:spacing w:val="0"/>
+          <w:sz w:val="20"/>
+          <w:szCs w:val="20"/>
+        </w:rPr>
+        <w:t>Refined multiple skills over time including but not limited to creative problem solving, game system mechanics, C# programming language, and sprite animation.</w:t>
+      </w:r>
+    </w:p>
+    <w:p>
+      <w:pPr>
+        <w:numPr>
+          <w:ilvl w:val="0"/>
+          <w:numId w:val="25"/>
+        </w:numPr>
+        <w:pBdr>
+          <w:top w:val="none" w:sz="0" w:space="0" w:color="auto"/>
+          <w:left w:val="none" w:sz="0" w:space="0" w:color="auto"/>
+          <w:bottom w:val="none" w:sz="0" w:space="0" w:color="auto"/>
+          <w:right w:val="none" w:sz="0" w:space="0" w:color="auto"/>
+        </w:pBdr>
+        <w:spacing w:before="0" w:after="0" w:line="200" w:lineRule="atLeast"/>
+        <w:ind w:left="720" w:right="0" w:hanging="385"/>
+        <w:jc w:val="left"/>
+        <w:rPr>
+          <w:rFonts w:ascii="Arial" w:eastAsia="Arial" w:hAnsi="Arial" w:cs="Arial"/>
+          <w:spacing w:val="0"/>
+          <w:sz w:val="20"/>
+          <w:szCs w:val="20"/>
+        </w:rPr>
+      </w:pPr>
+      <w:r>
+        <w:rPr>
+          <w:rFonts w:ascii="Arial" w:eastAsia="Arial" w:hAnsi="Arial" w:cs="Arial"/>
+          <w:spacing w:val="0"/>
+          <w:sz w:val="20"/>
+          <w:szCs w:val="20"/>
+        </w:rPr>
+        <w:t>Research performed over a dozen different occasions when issues arise or systems do not operate as intended. Help sought through online forums, Unity documentation, YouTube tutorials, and peer experience.</w:t>
+      </w:r>
+    </w:p>
+    <w:p>
+      <w:pPr>
+        <w:numPr>
+          <w:ilvl w:val="0"/>
+          <w:numId w:val="25"/>
+        </w:numPr>
+        <w:pBdr>
+          <w:top w:val="none" w:sz="0" w:space="0" w:color="auto"/>
+          <w:left w:val="none" w:sz="0" w:space="0" w:color="auto"/>
+          <w:bottom w:val="none" w:sz="0" w:space="0" w:color="auto"/>
+          <w:right w:val="none" w:sz="0" w:space="0" w:color="auto"/>
+        </w:pBdr>
+        <w:spacing w:before="0" w:after="0" w:line="200" w:lineRule="atLeast"/>
+        <w:ind w:left="720" w:right="0" w:hanging="385"/>
+        <w:jc w:val="left"/>
+        <w:rPr>
+          <w:rFonts w:ascii="Arial" w:eastAsia="Arial" w:hAnsi="Arial" w:cs="Arial"/>
+          <w:spacing w:val="0"/>
+          <w:sz w:val="20"/>
+          <w:szCs w:val="20"/>
+        </w:rPr>
+      </w:pPr>
+      <w:r>
+        <w:rPr>
+          <w:rFonts w:ascii="Arial" w:eastAsia="Arial" w:hAnsi="Arial" w:cs="Arial"/>
+          <w:spacing w:val="0"/>
+          <w:sz w:val="20"/>
+          <w:szCs w:val="20"/>
+        </w:rPr>
+        <w:t>Generated hundreds of AI images, sound effects, music, and animated video clips to operate as place holders with intricately crafted prompts to serve a specific purpose. Different AI tools used depending on desired asset acquisition.</w:t>
       </w:r>
     </w:p>
     <w:p>
@@ -3435,7 +2916,7 @@
           <w:sz w:val="20"/>
           <w:szCs w:val="20"/>
         </w:rPr>
-        <w:t>Clerk</w:t>
+        <w:t>Sweet Treat Factory</w:t>
       </w:r>
       <w:r>
         <w:rPr>
@@ -3459,76 +2940,7 @@
           <w:sz w:val="20"/>
           <w:szCs w:val="20"/>
         </w:rPr>
-        <w:t>July 2011 - May 2012</w:t>
-      </w:r>
-    </w:p>
-    <w:p>
-      <w:pPr>
-        <w:spacing w:line="200" w:lineRule="atLeast"/>
-        <w:ind w:left="0" w:right="0"/>
-        <w:jc w:val="left"/>
-        <w:rPr>
-          <w:rFonts w:ascii="Arial" w:eastAsia="Arial" w:hAnsi="Arial" w:cs="Arial"/>
-          <w:spacing w:val="0"/>
-          <w:sz w:val="20"/>
-          <w:szCs w:val="20"/>
-        </w:rPr>
-      </w:pPr>
-      <w:r>
-        <w:rPr>
-          <w:rStyle w:val="fs13fw4fsiundefined"/>
-          <w:rFonts w:ascii="Arial" w:eastAsia="Arial" w:hAnsi="Arial" w:cs="Arial"/>
-          <w:b w:val="0"/>
-          <w:bCs w:val="0"/>
-          <w:i/>
-          <w:iCs/>
-          <w:spacing w:val="0"/>
-          <w:sz w:val="20"/>
-          <w:szCs w:val="20"/>
-        </w:rPr>
-        <w:t>Kroger</w:t>
-      </w:r>
-      <w:r>
-        <w:rPr>
-          <w:rStyle w:val="fs13fw4fsiundefinedtdn"/>
-          <w:rFonts w:ascii="Arial" w:eastAsia="Arial" w:hAnsi="Arial" w:cs="Arial"/>
-          <w:b w:val="0"/>
-          <w:bCs w:val="0"/>
-          <w:i/>
-          <w:iCs/>
-          <w:spacing w:val="0"/>
-          <w:sz w:val="20"/>
-          <w:szCs w:val="20"/>
-        </w:rPr>
-        <w:t>-</w:t>
-      </w:r>
-      <w:r>
-        <w:rPr>
-          <w:rStyle w:val="fs13fw4fsiundefinedtdn"/>
-          <w:rFonts w:ascii="Arial" w:eastAsia="Arial" w:hAnsi="Arial" w:cs="Arial"/>
-          <w:b w:val="0"/>
-          <w:bCs w:val="0"/>
-          <w:i/>
-          <w:iCs/>
-          <w:spacing w:val="0"/>
-          <w:sz w:val="20"/>
-          <w:szCs w:val="20"/>
-        </w:rPr>
-        <w:t xml:space="preserve"> </w:t>
-      </w:r>
-      <w:r>
-        <w:rPr>
-          <w:rStyle w:val="fs13fw4fsiundefined"/>
-          <w:rFonts w:ascii="Arial" w:eastAsia="Arial" w:hAnsi="Arial" w:cs="Arial"/>
-          <w:b w:val="0"/>
-          <w:bCs w:val="0"/>
-          <w:i/>
-          <w:iCs/>
-          <w:spacing w:val="0"/>
-          <w:sz w:val="20"/>
-          <w:szCs w:val="20"/>
-        </w:rPr>
-        <w:t>Richmond, Michigan.</w:t>
+        <w:t>January 2026 - February 2026</w:t>
       </w:r>
     </w:p>
     <w:p>
@@ -3560,7 +2972,7 @@
           <w:sz w:val="20"/>
           <w:szCs w:val="20"/>
         </w:rPr>
-        <w:t>Retrieved shopping 40-60 carts daily from parking lot for customer convenience and safety.</w:t>
+        <w:t>Built with Unreal Engine over 4 weeks and source controlled via Perforce. A Casual sorting game with co-op capabilities.</w:t>
       </w:r>
     </w:p>
     <w:p>
@@ -3592,7 +3004,7 @@
           <w:sz w:val="20"/>
           <w:szCs w:val="20"/>
         </w:rPr>
-        <w:t>Sorted and stored groceries for 30-50 customers a day quickly and efficiently.</w:t>
+        <w:t>Engineered dozens of audio clips via Audacity and visual graphics via GIMP in addition to backend system and game mechanics.</w:t>
       </w:r>
     </w:p>
     <w:p>
@@ -3624,7 +3036,7 @@
           <w:sz w:val="20"/>
           <w:szCs w:val="20"/>
         </w:rPr>
-        <w:t>Sanitized all 18 aisles and bottle return area each night.</w:t>
+        <w:t>Designed and formatted 9 out of 10 panels along with various UI elements increasing visual appeal and improving user experience.</w:t>
       </w:r>
     </w:p>
     <w:p>
@@ -3656,464 +3068,14 @@
           <w:sz w:val="20"/>
           <w:szCs w:val="20"/>
         </w:rPr>
-        <w:t>Restocked 10-15 aisle shelves a day when products were missing.</w:t>
+        <w:t>Posted on Itch for peer feedback and submitted as class assignment to be reviewed by professor. Five QA peer reviews from current/former students were submitted and used to refine gameplay mechanics.</w:t>
       </w:r>
     </w:p>
     <w:p>
       <w:pPr>
-        <w:spacing w:line="240" w:lineRule="atLeast"/>
-        <w:ind w:left="0" w:right="0"/>
-        <w:rPr>
-          <w:rFonts w:ascii="Arial" w:eastAsia="Arial" w:hAnsi="Arial" w:cs="Arial"/>
-          <w:spacing w:val="0"/>
-        </w:rPr>
-      </w:pPr>
-      <w:r>
-        <w:rPr>
-          <w:rFonts w:ascii="Arial" w:eastAsia="Arial" w:hAnsi="Arial" w:cs="Arial"/>
-          <w:spacing w:val="0"/>
-        </w:rPr>
-        <w:t> </w:t>
-      </w:r>
-    </w:p>
-    <w:p>
-      <w:pPr>
-        <w:pBdr>
-          <w:top w:val="none" w:sz="0" w:space="0" w:color="auto"/>
-          <w:left w:val="none" w:sz="0" w:space="0" w:color="auto"/>
-          <w:bottom w:val="single" w:sz="6" w:space="0" w:color="000000"/>
-          <w:right w:val="none" w:sz="0" w:space="0" w:color="auto"/>
-        </w:pBdr>
-        <w:spacing w:before="0" w:after="0" w:line="240" w:lineRule="atLeast"/>
-        <w:ind w:left="0" w:right="0"/>
-        <w:jc w:val="left"/>
-        <w:rPr>
-          <w:rFonts w:ascii="Arial" w:eastAsia="Arial" w:hAnsi="Arial" w:cs="Arial"/>
-          <w:b/>
-          <w:bCs/>
-          <w:caps/>
-          <w:color w:val="000000"/>
-          <w:spacing w:val="0"/>
-        </w:rPr>
-      </w:pPr>
-      <w:r>
-        <w:rPr>
-          <w:rFonts w:ascii="Arial" w:eastAsia="Arial" w:hAnsi="Arial" w:cs="Arial"/>
-          <w:b/>
-          <w:bCs/>
-          <w:caps/>
-          <w:color w:val="000000"/>
-          <w:spacing w:val="0"/>
-        </w:rPr>
-        <w:t>education</w:t>
-      </w:r>
-    </w:p>
-    <w:p>
-      <w:pPr>
-        <w:spacing w:line="120" w:lineRule="atLeast"/>
-        <w:ind w:left="0" w:right="0"/>
-        <w:jc w:val="left"/>
-        <w:rPr>
-          <w:rFonts w:ascii="Arial" w:eastAsia="Arial" w:hAnsi="Arial" w:cs="Arial"/>
-          <w:spacing w:val="0"/>
-          <w:sz w:val="12"/>
-          <w:szCs w:val="12"/>
-        </w:rPr>
-      </w:pPr>
-    </w:p>
-    <w:p>
-      <w:pPr>
-        <w:tabs>
-          <w:tab w:val="right" w:pos="10050"/>
-        </w:tabs>
-        <w:spacing w:before="0" w:after="0" w:line="200" w:lineRule="atLeast"/>
-        <w:ind w:left="0" w:right="0"/>
-        <w:jc w:val="left"/>
-        <w:rPr>
-          <w:rStyle w:val="fs13fw4text-right"/>
-          <w:rFonts w:ascii="Arial" w:eastAsia="Arial" w:hAnsi="Arial" w:cs="Arial"/>
-          <w:b w:val="0"/>
-          <w:bCs w:val="0"/>
-          <w:spacing w:val="0"/>
-          <w:sz w:val="20"/>
-          <w:szCs w:val="20"/>
-        </w:rPr>
-      </w:pPr>
-      <w:r>
-        <w:rPr>
-          <w:rStyle w:val="fs13fw6overflow-hidden"/>
-          <w:rFonts w:ascii="Arial" w:eastAsia="Arial" w:hAnsi="Arial" w:cs="Arial"/>
-          <w:b/>
-          <w:bCs/>
-          <w:spacing w:val="0"/>
-          <w:sz w:val="20"/>
-          <w:szCs w:val="20"/>
-        </w:rPr>
-        <w:t>Bachelor of Science in Game Development (B.S.)</w:t>
-      </w:r>
-      <w:r>
-        <w:rPr>
-          <w:rStyle w:val="fs13fw4text-right"/>
-          <w:rFonts w:ascii="Arial" w:eastAsia="Arial" w:hAnsi="Arial" w:cs="Arial"/>
-          <w:b w:val="0"/>
-          <w:bCs w:val="0"/>
-          <w:spacing w:val="0"/>
-          <w:sz w:val="20"/>
-          <w:szCs w:val="20"/>
-        </w:rPr>
-        <w:tab/>
-      </w:r>
-      <w:r>
-        <w:rPr>
-          <w:rStyle w:val="fs13fw4text-rightoverflow-hidden"/>
-          <w:rFonts w:ascii="Arial" w:eastAsia="Arial" w:hAnsi="Arial" w:cs="Arial"/>
-          <w:b w:val="0"/>
-          <w:bCs w:val="0"/>
-          <w:spacing w:val="0"/>
-          <w:sz w:val="20"/>
-          <w:szCs w:val="20"/>
-        </w:rPr>
-        <w:t>April 2026</w:t>
-      </w:r>
-    </w:p>
-    <w:p>
-      <w:pPr>
-        <w:spacing w:line="200" w:lineRule="atLeast"/>
-        <w:ind w:left="0" w:right="0"/>
-        <w:jc w:val="left"/>
-        <w:rPr>
-          <w:rFonts w:ascii="Arial" w:eastAsia="Arial" w:hAnsi="Arial" w:cs="Arial"/>
-          <w:spacing w:val="0"/>
-          <w:sz w:val="20"/>
-          <w:szCs w:val="20"/>
-        </w:rPr>
-      </w:pPr>
-      <w:r>
-        <w:rPr>
-          <w:rStyle w:val="fs13fw4fsiundefined"/>
-          <w:rFonts w:ascii="Arial" w:eastAsia="Arial" w:hAnsi="Arial" w:cs="Arial"/>
-          <w:b w:val="0"/>
-          <w:bCs w:val="0"/>
-          <w:i/>
-          <w:iCs/>
-          <w:spacing w:val="0"/>
-          <w:sz w:val="20"/>
-          <w:szCs w:val="20"/>
-        </w:rPr>
-        <w:t>Full Sail University</w:t>
-      </w:r>
-      <w:r>
-        <w:rPr>
-          <w:rStyle w:val="fs13fw4fsiundefinedtdn"/>
-          <w:rFonts w:ascii="Arial" w:eastAsia="Arial" w:hAnsi="Arial" w:cs="Arial"/>
-          <w:b w:val="0"/>
-          <w:bCs w:val="0"/>
-          <w:i/>
-          <w:iCs/>
-          <w:spacing w:val="0"/>
-          <w:sz w:val="20"/>
-          <w:szCs w:val="20"/>
-        </w:rPr>
-        <w:t>,</w:t>
-      </w:r>
-      <w:r>
-        <w:rPr>
-          <w:rStyle w:val="fs13fw4fsiundefinedtdn"/>
-          <w:rFonts w:ascii="Arial" w:eastAsia="Arial" w:hAnsi="Arial" w:cs="Arial"/>
-          <w:b w:val="0"/>
-          <w:bCs w:val="0"/>
-          <w:i/>
-          <w:iCs/>
-          <w:spacing w:val="0"/>
-          <w:sz w:val="20"/>
-          <w:szCs w:val="20"/>
-        </w:rPr>
-        <w:t xml:space="preserve"> </w:t>
-      </w:r>
-      <w:r>
-        <w:rPr>
-          <w:rStyle w:val="fs13fw4fsiundefined"/>
-          <w:rFonts w:ascii="Arial" w:eastAsia="Arial" w:hAnsi="Arial" w:cs="Arial"/>
-          <w:b w:val="0"/>
-          <w:bCs w:val="0"/>
-          <w:i/>
-          <w:iCs/>
-          <w:spacing w:val="0"/>
-          <w:sz w:val="20"/>
-          <w:szCs w:val="20"/>
-        </w:rPr>
-        <w:t>Winter Park, FL</w:t>
-      </w:r>
-    </w:p>
-    <w:p>
-      <w:pPr>
-        <w:pBdr>
-          <w:top w:val="none" w:sz="0" w:space="0" w:color="auto"/>
-          <w:left w:val="none" w:sz="0" w:space="0" w:color="auto"/>
-          <w:bottom w:val="none" w:sz="0" w:space="0" w:color="auto"/>
-          <w:right w:val="none" w:sz="0" w:space="0" w:color="auto"/>
-        </w:pBdr>
-        <w:spacing w:before="0" w:after="0" w:line="200" w:lineRule="atLeast"/>
-        <w:ind w:left="0" w:right="0" w:firstLine="0"/>
-        <w:jc w:val="left"/>
-        <w:rPr>
-          <w:rFonts w:ascii="Arial" w:eastAsia="Arial" w:hAnsi="Arial" w:cs="Arial"/>
-          <w:spacing w:val="0"/>
-          <w:sz w:val="20"/>
-          <w:szCs w:val="20"/>
-        </w:rPr>
-      </w:pPr>
-      <w:r>
-        <w:rPr>
-          <w:rFonts w:ascii="Arial" w:eastAsia="Arial" w:hAnsi="Arial" w:cs="Arial"/>
-          <w:spacing w:val="0"/>
-          <w:sz w:val="20"/>
-          <w:szCs w:val="20"/>
-        </w:rPr>
-        <w:t>3.9 GPA.</w:t>
-      </w:r>
-    </w:p>
-    <w:p>
-      <w:pPr>
-        <w:spacing w:line="200" w:lineRule="atLeast"/>
-        <w:ind w:left="0" w:right="0"/>
-        <w:jc w:val="left"/>
-        <w:rPr>
-          <w:rFonts w:ascii="Arial" w:eastAsia="Arial" w:hAnsi="Arial" w:cs="Arial"/>
-          <w:spacing w:val="0"/>
-          <w:sz w:val="20"/>
-          <w:szCs w:val="20"/>
-        </w:rPr>
-      </w:pPr>
-      <w:r>
-        <w:rPr>
-          <w:rFonts w:ascii="Arial" w:eastAsia="Arial" w:hAnsi="Arial" w:cs="Arial"/>
-          <w:spacing w:val="0"/>
-          <w:sz w:val="20"/>
-          <w:szCs w:val="20"/>
-        </w:rPr>
-        <w:t> </w:t>
-      </w:r>
-    </w:p>
-    <w:p>
-      <w:pPr>
-        <w:tabs>
-          <w:tab w:val="right" w:pos="10050"/>
-        </w:tabs>
-        <w:spacing w:before="0" w:after="0" w:line="200" w:lineRule="atLeast"/>
-        <w:ind w:left="0" w:right="0"/>
-        <w:jc w:val="left"/>
-        <w:rPr>
-          <w:rStyle w:val="fs13fw4text-right"/>
-          <w:rFonts w:ascii="Arial" w:eastAsia="Arial" w:hAnsi="Arial" w:cs="Arial"/>
-          <w:b w:val="0"/>
-          <w:bCs w:val="0"/>
-          <w:spacing w:val="0"/>
-          <w:sz w:val="20"/>
-          <w:szCs w:val="20"/>
-        </w:rPr>
-      </w:pPr>
-      <w:r>
-        <w:rPr>
-          <w:rStyle w:val="fs13fw6overflow-hidden"/>
-          <w:rFonts w:ascii="Arial" w:eastAsia="Arial" w:hAnsi="Arial" w:cs="Arial"/>
-          <w:b/>
-          <w:bCs/>
-          <w:spacing w:val="0"/>
-          <w:sz w:val="20"/>
-          <w:szCs w:val="20"/>
-        </w:rPr>
-        <w:t>Bachelor of Science in Psychology (B.S.)</w:t>
-      </w:r>
-      <w:r>
-        <w:rPr>
-          <w:rStyle w:val="fs13fw4text-right"/>
-          <w:rFonts w:ascii="Arial" w:eastAsia="Arial" w:hAnsi="Arial" w:cs="Arial"/>
-          <w:b w:val="0"/>
-          <w:bCs w:val="0"/>
-          <w:spacing w:val="0"/>
-          <w:sz w:val="20"/>
-          <w:szCs w:val="20"/>
-        </w:rPr>
-        <w:tab/>
-      </w:r>
-      <w:r>
-        <w:rPr>
-          <w:rStyle w:val="fs13fw4text-rightoverflow-hidden"/>
-          <w:rFonts w:ascii="Arial" w:eastAsia="Arial" w:hAnsi="Arial" w:cs="Arial"/>
-          <w:b w:val="0"/>
-          <w:bCs w:val="0"/>
-          <w:spacing w:val="0"/>
-          <w:sz w:val="20"/>
-          <w:szCs w:val="20"/>
-        </w:rPr>
-        <w:t>May 2016</w:t>
-      </w:r>
-    </w:p>
-    <w:p>
-      <w:pPr>
-        <w:spacing w:line="200" w:lineRule="atLeast"/>
-        <w:ind w:left="0" w:right="0"/>
-        <w:jc w:val="left"/>
-        <w:rPr>
-          <w:rFonts w:ascii="Arial" w:eastAsia="Arial" w:hAnsi="Arial" w:cs="Arial"/>
-          <w:spacing w:val="0"/>
-          <w:sz w:val="20"/>
-          <w:szCs w:val="20"/>
-        </w:rPr>
-      </w:pPr>
-      <w:r>
-        <w:rPr>
-          <w:rStyle w:val="fs13fw4fsiundefined"/>
-          <w:rFonts w:ascii="Arial" w:eastAsia="Arial" w:hAnsi="Arial" w:cs="Arial"/>
-          <w:b w:val="0"/>
-          <w:bCs w:val="0"/>
-          <w:i/>
-          <w:iCs/>
-          <w:spacing w:val="0"/>
-          <w:sz w:val="20"/>
-          <w:szCs w:val="20"/>
-        </w:rPr>
-        <w:t>Michigan State University</w:t>
-      </w:r>
-      <w:r>
-        <w:rPr>
-          <w:rStyle w:val="fs13fw4fsiundefinedtdn"/>
-          <w:rFonts w:ascii="Arial" w:eastAsia="Arial" w:hAnsi="Arial" w:cs="Arial"/>
-          <w:b w:val="0"/>
-          <w:bCs w:val="0"/>
-          <w:i/>
-          <w:iCs/>
-          <w:spacing w:val="0"/>
-          <w:sz w:val="20"/>
-          <w:szCs w:val="20"/>
-        </w:rPr>
-        <w:t>,</w:t>
-      </w:r>
-      <w:r>
-        <w:rPr>
-          <w:rStyle w:val="fs13fw4fsiundefinedtdn"/>
-          <w:rFonts w:ascii="Arial" w:eastAsia="Arial" w:hAnsi="Arial" w:cs="Arial"/>
-          <w:b w:val="0"/>
-          <w:bCs w:val="0"/>
-          <w:i/>
-          <w:iCs/>
-          <w:spacing w:val="0"/>
-          <w:sz w:val="20"/>
-          <w:szCs w:val="20"/>
-        </w:rPr>
-        <w:t xml:space="preserve"> </w:t>
-      </w:r>
-      <w:r>
-        <w:rPr>
-          <w:rStyle w:val="fs13fw4fsiundefined"/>
-          <w:rFonts w:ascii="Arial" w:eastAsia="Arial" w:hAnsi="Arial" w:cs="Arial"/>
-          <w:b w:val="0"/>
-          <w:bCs w:val="0"/>
-          <w:i/>
-          <w:iCs/>
-          <w:spacing w:val="0"/>
-          <w:sz w:val="20"/>
-          <w:szCs w:val="20"/>
-        </w:rPr>
-        <w:t>East Lansing, MI</w:t>
-      </w:r>
-    </w:p>
-    <w:p>
-      <w:pPr>
-        <w:pBdr>
-          <w:top w:val="none" w:sz="0" w:space="0" w:color="auto"/>
-          <w:left w:val="none" w:sz="0" w:space="0" w:color="auto"/>
-          <w:bottom w:val="none" w:sz="0" w:space="0" w:color="auto"/>
-          <w:right w:val="none" w:sz="0" w:space="0" w:color="auto"/>
-        </w:pBdr>
-        <w:spacing w:before="0" w:after="0" w:line="200" w:lineRule="atLeast"/>
-        <w:ind w:left="0" w:right="0" w:firstLine="0"/>
-        <w:jc w:val="left"/>
-        <w:rPr>
-          <w:rFonts w:ascii="Arial" w:eastAsia="Arial" w:hAnsi="Arial" w:cs="Arial"/>
-          <w:spacing w:val="0"/>
-          <w:sz w:val="20"/>
-          <w:szCs w:val="20"/>
-        </w:rPr>
-      </w:pPr>
-      <w:r>
-        <w:rPr>
-          <w:rFonts w:ascii="Arial" w:eastAsia="Arial" w:hAnsi="Arial" w:cs="Arial"/>
-          <w:spacing w:val="0"/>
-          <w:sz w:val="20"/>
-          <w:szCs w:val="20"/>
-        </w:rPr>
-        <w:t>3.0 GPA.</w:t>
-      </w:r>
-    </w:p>
-    <w:p>
-      <w:pPr>
-        <w:spacing w:line="240" w:lineRule="atLeast"/>
-        <w:ind w:left="0" w:right="0"/>
-        <w:rPr>
-          <w:rFonts w:ascii="Arial" w:eastAsia="Arial" w:hAnsi="Arial" w:cs="Arial"/>
-          <w:spacing w:val="0"/>
-        </w:rPr>
-      </w:pPr>
-      <w:r>
-        <w:rPr>
-          <w:rFonts w:ascii="Arial" w:eastAsia="Arial" w:hAnsi="Arial" w:cs="Arial"/>
-          <w:spacing w:val="0"/>
-        </w:rPr>
-        <w:t> </w:t>
-      </w:r>
-    </w:p>
-    <w:p>
-      <w:pPr>
-        <w:pBdr>
-          <w:top w:val="none" w:sz="0" w:space="0" w:color="auto"/>
-          <w:left w:val="none" w:sz="0" w:space="0" w:color="auto"/>
-          <w:bottom w:val="single" w:sz="6" w:space="0" w:color="000000"/>
-          <w:right w:val="none" w:sz="0" w:space="0" w:color="auto"/>
-        </w:pBdr>
-        <w:spacing w:before="0" w:after="0" w:line="240" w:lineRule="atLeast"/>
-        <w:ind w:left="0" w:right="0"/>
-        <w:jc w:val="left"/>
-        <w:rPr>
-          <w:rFonts w:ascii="Arial" w:eastAsia="Arial" w:hAnsi="Arial" w:cs="Arial"/>
-          <w:b/>
-          <w:bCs/>
-          <w:caps/>
-          <w:color w:val="000000"/>
-          <w:spacing w:val="0"/>
-        </w:rPr>
-      </w:pPr>
-      <w:r>
-        <w:rPr>
-          <w:rFonts w:ascii="Arial" w:eastAsia="Arial" w:hAnsi="Arial" w:cs="Arial"/>
-          <w:b/>
-          <w:bCs/>
-          <w:caps/>
-          <w:color w:val="000000"/>
-          <w:spacing w:val="0"/>
-        </w:rPr>
-        <w:t>achievements</w:t>
-      </w:r>
-    </w:p>
-    <w:p>
-      <w:pPr>
-        <w:spacing w:line="120" w:lineRule="atLeast"/>
-        <w:ind w:left="0" w:right="0"/>
-        <w:jc w:val="left"/>
-        <w:rPr>
-          <w:rFonts w:ascii="Arial" w:eastAsia="Arial" w:hAnsi="Arial" w:cs="Arial"/>
-          <w:spacing w:val="0"/>
-          <w:sz w:val="12"/>
-          <w:szCs w:val="12"/>
-        </w:rPr>
-      </w:pPr>
-    </w:p>
-    <w:p>
-      <w:pPr>
         <w:numPr>
           <w:ilvl w:val="0"/>
-          <w:numId w:val="29"/>
+          <w:numId w:val="26"/>
         </w:numPr>
         <w:pBdr>
           <w:top w:val="none" w:sz="0" w:space="0" w:color="auto"/>
@@ -4138,14 +3100,76 @@
           <w:sz w:val="20"/>
           <w:szCs w:val="20"/>
         </w:rPr>
-        <w:t>MVP Rookie Award (Dave and Busters).</w:t>
+        <w:t>Drafted and formatted entire Game Design Document for team project including dozens of example images for concept art, level design, game loop, and priority feature list.</w:t>
       </w:r>
     </w:p>
     <w:p>
       <w:pPr>
+        <w:spacing w:line="240" w:lineRule="atLeast"/>
+        <w:ind w:left="0" w:right="0"/>
+        <w:rPr>
+          <w:rFonts w:ascii="Arial" w:eastAsia="Arial" w:hAnsi="Arial" w:cs="Arial"/>
+          <w:spacing w:val="0"/>
+        </w:rPr>
+      </w:pPr>
+      <w:r>
+        <w:rPr>
+          <w:rFonts w:ascii="Arial" w:eastAsia="Arial" w:hAnsi="Arial" w:cs="Arial"/>
+          <w:spacing w:val="0"/>
+        </w:rPr>
+        <w:t> </w:t>
+      </w:r>
+    </w:p>
+    <w:p>
+      <w:pPr>
+        <w:pBdr>
+          <w:top w:val="none" w:sz="0" w:space="0" w:color="auto"/>
+          <w:left w:val="none" w:sz="0" w:space="0" w:color="auto"/>
+          <w:bottom w:val="single" w:sz="6" w:space="0" w:color="000000"/>
+          <w:right w:val="none" w:sz="0" w:space="0" w:color="auto"/>
+        </w:pBdr>
+        <w:spacing w:before="0" w:after="0" w:line="240" w:lineRule="atLeast"/>
+        <w:ind w:left="0" w:right="0"/>
+        <w:jc w:val="left"/>
+        <w:rPr>
+          <w:rFonts w:ascii="Arial" w:eastAsia="Arial" w:hAnsi="Arial" w:cs="Arial"/>
+          <w:b/>
+          <w:bCs/>
+          <w:caps/>
+          <w:color w:val="000000"/>
+          <w:spacing w:val="0"/>
+        </w:rPr>
+      </w:pPr>
+      <w:r>
+        <w:rPr>
+          <w:rFonts w:ascii="Arial" w:eastAsia="Arial" w:hAnsi="Arial" w:cs="Arial"/>
+          <w:b/>
+          <w:bCs/>
+          <w:caps/>
+          <w:color w:val="000000"/>
+          <w:spacing w:val="0"/>
+        </w:rPr>
+        <w:t>extra-curriculars</w:t>
+      </w:r>
+    </w:p>
+    <w:p>
+      <w:pPr>
+        <w:spacing w:line="120" w:lineRule="atLeast"/>
+        <w:ind w:left="0" w:right="0"/>
+        <w:jc w:val="left"/>
+        <w:rPr>
+          <w:rFonts w:ascii="Arial" w:eastAsia="Arial" w:hAnsi="Arial" w:cs="Arial"/>
+          <w:spacing w:val="0"/>
+          <w:sz w:val="12"/>
+          <w:szCs w:val="12"/>
+        </w:rPr>
+      </w:pPr>
+    </w:p>
+    <w:p>
+      <w:pPr>
         <w:numPr>
           <w:ilvl w:val="0"/>
-          <w:numId w:val="29"/>
+          <w:numId w:val="27"/>
         </w:numPr>
         <w:pBdr>
           <w:top w:val="none" w:sz="0" w:space="0" w:color="auto"/>
@@ -4170,14 +3194,14 @@
           <w:sz w:val="20"/>
           <w:szCs w:val="20"/>
         </w:rPr>
-        <w:t>Top Graduate Military Technical School Training (Airforce, 2019).</w:t>
+        <w:t>Boy Scouts of America (2004-2012). Obtained Eagle Scout rank and performed 400+ hours of community service over 8 years.</w:t>
       </w:r>
     </w:p>
     <w:p>
       <w:pPr>
         <w:numPr>
           <w:ilvl w:val="0"/>
-          <w:numId w:val="29"/>
+          <w:numId w:val="27"/>
         </w:numPr>
         <w:pBdr>
           <w:top w:val="none" w:sz="0" w:space="0" w:color="auto"/>
@@ -4202,14 +3226,14 @@
           <w:sz w:val="20"/>
           <w:szCs w:val="20"/>
         </w:rPr>
-        <w:t>Expert Marksmanship (90% Accuracy).</w:t>
+        <w:t>American Semester Program (ASP) Global Student Ambassador (2014-2016). Helped over 140+ international exchange students via guided tours, in processing, and organizing mixers to meet peers.</w:t>
       </w:r>
     </w:p>
     <w:p>
       <w:pPr>
         <w:numPr>
           <w:ilvl w:val="0"/>
-          <w:numId w:val="29"/>
+          <w:numId w:val="27"/>
         </w:numPr>
         <w:pBdr>
           <w:top w:val="none" w:sz="0" w:space="0" w:color="auto"/>
@@ -4234,14 +3258,76 @@
           <w:sz w:val="20"/>
           <w:szCs w:val="20"/>
         </w:rPr>
-        <w:t>Awarded Airman of the Quarter for outstanding performance among peers (Air Force, Okinawa 2020).</w:t>
+        <w:t>Team and individual sports throughout high school in including Football (2008 &amp; 2011), Tennis (2009 &amp; 2010), Track (2011), Wrestling (2011), and Powerlifting (2008-2011).</w:t>
       </w:r>
     </w:p>
     <w:p>
       <w:pPr>
+        <w:spacing w:line="240" w:lineRule="atLeast"/>
+        <w:ind w:left="0" w:right="0"/>
+        <w:rPr>
+          <w:rFonts w:ascii="Arial" w:eastAsia="Arial" w:hAnsi="Arial" w:cs="Arial"/>
+          <w:spacing w:val="0"/>
+        </w:rPr>
+      </w:pPr>
+      <w:r>
+        <w:rPr>
+          <w:rFonts w:ascii="Arial" w:eastAsia="Arial" w:hAnsi="Arial" w:cs="Arial"/>
+          <w:spacing w:val="0"/>
+        </w:rPr>
+        <w:t> </w:t>
+      </w:r>
+    </w:p>
+    <w:p>
+      <w:pPr>
+        <w:pBdr>
+          <w:top w:val="none" w:sz="0" w:space="0" w:color="auto"/>
+          <w:left w:val="none" w:sz="0" w:space="0" w:color="auto"/>
+          <w:bottom w:val="single" w:sz="6" w:space="0" w:color="000000"/>
+          <w:right w:val="none" w:sz="0" w:space="0" w:color="auto"/>
+        </w:pBdr>
+        <w:spacing w:before="0" w:after="0" w:line="240" w:lineRule="atLeast"/>
+        <w:ind w:left="0" w:right="0"/>
+        <w:jc w:val="left"/>
+        <w:rPr>
+          <w:rFonts w:ascii="Arial" w:eastAsia="Arial" w:hAnsi="Arial" w:cs="Arial"/>
+          <w:b/>
+          <w:bCs/>
+          <w:caps/>
+          <w:color w:val="000000"/>
+          <w:spacing w:val="0"/>
+        </w:rPr>
+      </w:pPr>
+      <w:r>
+        <w:rPr>
+          <w:rFonts w:ascii="Arial" w:eastAsia="Arial" w:hAnsi="Arial" w:cs="Arial"/>
+          <w:b/>
+          <w:bCs/>
+          <w:caps/>
+          <w:color w:val="000000"/>
+          <w:spacing w:val="0"/>
+        </w:rPr>
+        <w:t>achievements</w:t>
+      </w:r>
+    </w:p>
+    <w:p>
+      <w:pPr>
+        <w:spacing w:line="120" w:lineRule="atLeast"/>
+        <w:ind w:left="0" w:right="0"/>
+        <w:jc w:val="left"/>
+        <w:rPr>
+          <w:rFonts w:ascii="Arial" w:eastAsia="Arial" w:hAnsi="Arial" w:cs="Arial"/>
+          <w:spacing w:val="0"/>
+          <w:sz w:val="12"/>
+          <w:szCs w:val="12"/>
+        </w:rPr>
+      </w:pPr>
+    </w:p>
+    <w:p>
+      <w:pPr>
         <w:numPr>
           <w:ilvl w:val="0"/>
-          <w:numId w:val="29"/>
+          <w:numId w:val="28"/>
         </w:numPr>
         <w:pBdr>
           <w:top w:val="none" w:sz="0" w:space="0" w:color="auto"/>
@@ -4266,14 +3352,14 @@
           <w:sz w:val="20"/>
           <w:szCs w:val="20"/>
         </w:rPr>
-        <w:t>Recognized for exceptional work going above and beyond military standard by regional commander (Air Force, Okinawa 2021).</w:t>
+        <w:t>Airman of the Quarter (2020).</w:t>
       </w:r>
     </w:p>
     <w:p>
       <w:pPr>
         <w:numPr>
           <w:ilvl w:val="0"/>
-          <w:numId w:val="29"/>
+          <w:numId w:val="28"/>
         </w:numPr>
         <w:pBdr>
           <w:top w:val="none" w:sz="0" w:space="0" w:color="auto"/>
@@ -4298,39 +3384,7 @@
           <w:sz w:val="20"/>
           <w:szCs w:val="20"/>
         </w:rPr>
-        <w:t>Awarded Airman of the Quarter for outstanding performance among peers (Air Force, Alconbury 2022).</w:t>
-      </w:r>
-    </w:p>
-    <w:p>
-      <w:pPr>
-        <w:numPr>
-          <w:ilvl w:val="0"/>
-          <w:numId w:val="29"/>
-        </w:numPr>
-        <w:pBdr>
-          <w:top w:val="none" w:sz="0" w:space="0" w:color="auto"/>
-          <w:left w:val="none" w:sz="0" w:space="0" w:color="auto"/>
-          <w:bottom w:val="none" w:sz="0" w:space="0" w:color="auto"/>
-          <w:right w:val="none" w:sz="0" w:space="0" w:color="auto"/>
-        </w:pBdr>
-        <w:spacing w:before="0" w:after="0" w:line="200" w:lineRule="atLeast"/>
-        <w:ind w:left="720" w:right="0" w:hanging="385"/>
-        <w:jc w:val="left"/>
-        <w:rPr>
-          <w:rFonts w:ascii="Arial" w:eastAsia="Arial" w:hAnsi="Arial" w:cs="Arial"/>
-          <w:spacing w:val="0"/>
-          <w:sz w:val="20"/>
-          <w:szCs w:val="20"/>
-        </w:rPr>
-      </w:pPr>
-      <w:r>
-        <w:rPr>
-          <w:rFonts w:ascii="Arial" w:eastAsia="Arial" w:hAnsi="Arial" w:cs="Arial"/>
-          <w:spacing w:val="0"/>
-          <w:sz w:val="20"/>
-          <w:szCs w:val="20"/>
-        </w:rPr>
-        <w:t>Recognized for exceptional work going above and beyond military standard by regional commander (Air Force, Alconbury 2023).</w:t>
+        <w:t>Technical School Top Graduate (2019).</w:t>
       </w:r>
     </w:p>
     <w:sectPr>
@@ -4489,7 +3543,6 @@
     <w:lvl w:ilvl="0">
       <w:start w:val="1"/>
       <w:numFmt w:val="bullet"/>
-      <w:suff w:val="nothing"/>
       <w:lvlText w:val=""/>
       <w:lvlJc w:val="left"/>
       <w:pPr>
@@ -7367,6 +6420,7 @@
     <w:lvl w:ilvl="0">
       <w:start w:val="1"/>
       <w:numFmt w:val="bullet"/>
+      <w:suff w:val="nothing"/>
       <w:lvlText w:val=""/>
       <w:lvlJc w:val="left"/>
       <w:pPr>
@@ -7504,6 +6558,7 @@
     <w:lvl w:ilvl="0">
       <w:start w:val="1"/>
       <w:numFmt w:val="bullet"/>
+      <w:suff w:val="nothing"/>
       <w:lvlText w:val=""/>
       <w:lvlJc w:val="left"/>
       <w:pPr>
@@ -7915,7 +6970,6 @@
     <w:lvl w:ilvl="0">
       <w:start w:val="1"/>
       <w:numFmt w:val="bullet"/>
-      <w:suff w:val="nothing"/>
       <w:lvlText w:val=""/>
       <w:lvlJc w:val="left"/>
       <w:pPr>
@@ -8050,144 +7104,6 @@
     <w:nsid w:val="0000001C"/>
     <w:multiLevelType w:val="hybridMultilevel"/>
     <w:tmpl w:val="0000001C"/>
-    <w:lvl w:ilvl="0">
-      <w:start w:val="1"/>
-      <w:numFmt w:val="bullet"/>
-      <w:suff w:val="nothing"/>
-      <w:lvlText w:val=""/>
-      <w:lvlJc w:val="left"/>
-      <w:pPr>
-        <w:ind w:left="720" w:hanging="360"/>
-      </w:pPr>
-      <w:rPr>
-        <w:rFonts w:ascii="Symbol" w:hAnsi="Symbol"/>
-      </w:rPr>
-    </w:lvl>
-    <w:lvl w:ilvl="1">
-      <w:start w:val="1"/>
-      <w:numFmt w:val="bullet"/>
-      <w:lvlText w:val="o"/>
-      <w:lvlJc w:val="left"/>
-      <w:pPr>
-        <w:tabs>
-          <w:tab w:val="num" w:pos="1440"/>
-        </w:tabs>
-        <w:ind w:left="1440" w:hanging="360"/>
-      </w:pPr>
-      <w:rPr>
-        <w:rFonts w:ascii="Courier New" w:hAnsi="Courier New"/>
-      </w:rPr>
-    </w:lvl>
-    <w:lvl w:ilvl="2">
-      <w:start w:val="1"/>
-      <w:numFmt w:val="bullet"/>
-      <w:lvlText w:val=""/>
-      <w:lvlJc w:val="left"/>
-      <w:pPr>
-        <w:tabs>
-          <w:tab w:val="num" w:pos="2160"/>
-        </w:tabs>
-        <w:ind w:left="2160" w:hanging="360"/>
-      </w:pPr>
-      <w:rPr>
-        <w:rFonts w:ascii="Wingdings" w:hAnsi="Wingdings"/>
-      </w:rPr>
-    </w:lvl>
-    <w:lvl w:ilvl="3">
-      <w:start w:val="1"/>
-      <w:numFmt w:val="bullet"/>
-      <w:lvlText w:val=""/>
-      <w:lvlJc w:val="left"/>
-      <w:pPr>
-        <w:tabs>
-          <w:tab w:val="num" w:pos="2880"/>
-        </w:tabs>
-        <w:ind w:left="2880" w:hanging="360"/>
-      </w:pPr>
-      <w:rPr>
-        <w:rFonts w:ascii="Symbol" w:hAnsi="Symbol"/>
-      </w:rPr>
-    </w:lvl>
-    <w:lvl w:ilvl="4">
-      <w:start w:val="1"/>
-      <w:numFmt w:val="bullet"/>
-      <w:lvlText w:val="o"/>
-      <w:lvlJc w:val="left"/>
-      <w:pPr>
-        <w:tabs>
-          <w:tab w:val="num" w:pos="3600"/>
-        </w:tabs>
-        <w:ind w:left="3600" w:hanging="360"/>
-      </w:pPr>
-      <w:rPr>
-        <w:rFonts w:ascii="Courier New" w:hAnsi="Courier New"/>
-      </w:rPr>
-    </w:lvl>
-    <w:lvl w:ilvl="5">
-      <w:start w:val="1"/>
-      <w:numFmt w:val="bullet"/>
-      <w:lvlText w:val=""/>
-      <w:lvlJc w:val="left"/>
-      <w:pPr>
-        <w:tabs>
-          <w:tab w:val="num" w:pos="4320"/>
-        </w:tabs>
-        <w:ind w:left="4320" w:hanging="360"/>
-      </w:pPr>
-      <w:rPr>
-        <w:rFonts w:ascii="Wingdings" w:hAnsi="Wingdings"/>
-      </w:rPr>
-    </w:lvl>
-    <w:lvl w:ilvl="6">
-      <w:start w:val="1"/>
-      <w:numFmt w:val="bullet"/>
-      <w:lvlText w:val=""/>
-      <w:lvlJc w:val="left"/>
-      <w:pPr>
-        <w:tabs>
-          <w:tab w:val="num" w:pos="5040"/>
-        </w:tabs>
-        <w:ind w:left="5040" w:hanging="360"/>
-      </w:pPr>
-      <w:rPr>
-        <w:rFonts w:ascii="Symbol" w:hAnsi="Symbol"/>
-      </w:rPr>
-    </w:lvl>
-    <w:lvl w:ilvl="7">
-      <w:start w:val="1"/>
-      <w:numFmt w:val="bullet"/>
-      <w:lvlText w:val="o"/>
-      <w:lvlJc w:val="left"/>
-      <w:pPr>
-        <w:tabs>
-          <w:tab w:val="num" w:pos="5760"/>
-        </w:tabs>
-        <w:ind w:left="5760" w:hanging="360"/>
-      </w:pPr>
-      <w:rPr>
-        <w:rFonts w:ascii="Courier New" w:hAnsi="Courier New"/>
-      </w:rPr>
-    </w:lvl>
-    <w:lvl w:ilvl="8">
-      <w:start w:val="1"/>
-      <w:numFmt w:val="bullet"/>
-      <w:lvlText w:val=""/>
-      <w:lvlJc w:val="left"/>
-      <w:pPr>
-        <w:tabs>
-          <w:tab w:val="num" w:pos="6480"/>
-        </w:tabs>
-        <w:ind w:left="6480" w:hanging="360"/>
-      </w:pPr>
-      <w:rPr>
-        <w:rFonts w:ascii="Wingdings" w:hAnsi="Wingdings"/>
-      </w:rPr>
-    </w:lvl>
-  </w:abstractNum>
-  <w:abstractNum w:abstractNumId="28">
-    <w:nsid w:val="0000001D"/>
-    <w:multiLevelType w:val="hybridMultilevel"/>
-    <w:tmpl w:val="0000001D"/>
     <w:lvl w:ilvl="0">
       <w:start w:val="1"/>
       <w:numFmt w:val="bullet"/>
@@ -8404,9 +7320,6 @@
   </w:num>
   <w:num w:numId="28">
     <w:abstractNumId w:val="27"/>
-  </w:num>
-  <w:num w:numId="29">
-    <w:abstractNumId w:val="28"/>
   </w:num>
 </w:numbering>
 </file>
